--- a/Document/协议文档.docx
+++ b/Document/协议文档.docx
@@ -11,7 +11,7 @@
           <w:szCs w:val="44"/>
         </w:rPr>
       </w:pPr>
-      <w:bookmarkStart w:id="0" w:name="_Toc226636037"/>
+      <w:bookmarkStart w:id="0" w:name="_Toc233732774"/>
       <w:r>
         <w:rPr>
           <w:rFonts w:hint="eastAsia"/>
@@ -94,11 +94,10 @@
           <w:r>
             <w:fldChar w:fldCharType="separate"/>
           </w:r>
-          <w:hyperlink w:anchor="_Toc226636037" w:history="1">
+          <w:hyperlink w:anchor="_Toc233732774" w:history="1">
             <w:r>
               <w:rPr>
                 <w:rStyle w:val="ae"/>
-                <w:rFonts w:hint="eastAsia"/>
                 <w:noProof/>
               </w:rPr>
               <w:t>协议与说明文档</w:t>
@@ -132,7 +131,7 @@
                 <w:noProof/>
                 <w:webHidden/>
               </w:rPr>
-              <w:instrText>PAGEREF _Toc226636037 \h</w:instrText>
+              <w:instrText>PAGEREF _Toc233732774 \h</w:instrText>
             </w:r>
             <w:r>
               <w:rPr>
@@ -188,11 +187,10 @@
               <w14:ligatures w14:val="standardContextual"/>
             </w:rPr>
           </w:pPr>
-          <w:hyperlink w:anchor="_Toc226636038" w:history="1">
+          <w:hyperlink w:anchor="_Toc233732775" w:history="1">
             <w:r>
               <w:rPr>
                 <w:rStyle w:val="ae"/>
-                <w:rFonts w:hint="eastAsia"/>
                 <w:noProof/>
               </w:rPr>
               <w:t>前言</w:t>
@@ -226,7 +224,7 @@
                 <w:noProof/>
                 <w:webHidden/>
               </w:rPr>
-              <w:instrText>PAGEREF _Toc226636038 \h</w:instrText>
+              <w:instrText>PAGEREF _Toc233732775 \h</w:instrText>
             </w:r>
             <w:r>
               <w:rPr>
@@ -282,11 +280,10 @@
               <w14:ligatures w14:val="standardContextual"/>
             </w:rPr>
           </w:pPr>
-          <w:hyperlink w:anchor="_Toc226636039" w:history="1">
+          <w:hyperlink w:anchor="_Toc233732776" w:history="1">
             <w:r>
               <w:rPr>
                 <w:rStyle w:val="ae"/>
-                <w:rFonts w:hint="eastAsia"/>
                 <w:noProof/>
               </w:rPr>
               <w:t>阅读者</w:t>
@@ -320,7 +317,7 @@
                 <w:noProof/>
                 <w:webHidden/>
               </w:rPr>
-              <w:instrText>PAGEREF _Toc226636039 \h</w:instrText>
+              <w:instrText>PAGEREF _Toc233732776 \h</w:instrText>
             </w:r>
             <w:r>
               <w:rPr>
@@ -376,11 +373,10 @@
               <w14:ligatures w14:val="standardContextual"/>
             </w:rPr>
           </w:pPr>
-          <w:hyperlink w:anchor="_Toc226636040" w:history="1">
+          <w:hyperlink w:anchor="_Toc233732777" w:history="1">
             <w:r>
               <w:rPr>
                 <w:rStyle w:val="ae"/>
-                <w:rFonts w:hint="eastAsia"/>
                 <w:noProof/>
               </w:rPr>
               <w:t>概述</w:t>
@@ -414,7 +410,7 @@
                 <w:noProof/>
                 <w:webHidden/>
               </w:rPr>
-              <w:instrText>PAGEREF _Toc226636040 \h</w:instrText>
+              <w:instrText>PAGEREF _Toc233732777 \h</w:instrText>
             </w:r>
             <w:r>
               <w:rPr>
@@ -470,11 +466,10 @@
               <w14:ligatures w14:val="standardContextual"/>
             </w:rPr>
           </w:pPr>
-          <w:hyperlink w:anchor="_Toc226636041" w:history="1">
+          <w:hyperlink w:anchor="_Toc233732778" w:history="1">
             <w:r>
               <w:rPr>
                 <w:rStyle w:val="ae"/>
-                <w:rFonts w:hint="eastAsia"/>
                 <w:noProof/>
               </w:rPr>
               <w:t>错误</w:t>
@@ -508,7 +503,7 @@
                 <w:noProof/>
                 <w:webHidden/>
               </w:rPr>
-              <w:instrText>PAGEREF _Toc226636041 \h</w:instrText>
+              <w:instrText>PAGEREF _Toc233732778 \h</w:instrText>
             </w:r>
             <w:r>
               <w:rPr>
@@ -564,11 +559,10 @@
               <w14:ligatures w14:val="standardContextual"/>
             </w:rPr>
           </w:pPr>
-          <w:hyperlink w:anchor="_Toc226636042" w:history="1">
+          <w:hyperlink w:anchor="_Toc233732779" w:history="1">
             <w:r>
               <w:rPr>
                 <w:rStyle w:val="ae"/>
-                <w:rFonts w:hint="eastAsia"/>
                 <w:noProof/>
               </w:rPr>
               <w:t>限制</w:t>
@@ -602,7 +596,7 @@
                 <w:noProof/>
                 <w:webHidden/>
               </w:rPr>
-              <w:instrText>PAGEREF _Toc226636042 \h</w:instrText>
+              <w:instrText>PAGEREF _Toc233732779 \h</w:instrText>
             </w:r>
             <w:r>
               <w:rPr>
@@ -658,11 +652,10 @@
               <w14:ligatures w14:val="standardContextual"/>
             </w:rPr>
           </w:pPr>
-          <w:hyperlink w:anchor="_Toc226636043" w:history="1">
+          <w:hyperlink w:anchor="_Toc233732780" w:history="1">
             <w:r>
               <w:rPr>
                 <w:rStyle w:val="ae"/>
-                <w:rFonts w:hint="eastAsia"/>
                 <w:noProof/>
               </w:rPr>
               <w:t>主要功能</w:t>
@@ -696,7 +689,7 @@
                 <w:noProof/>
                 <w:webHidden/>
               </w:rPr>
-              <w:instrText>PAGEREF _Toc226636043 \h</w:instrText>
+              <w:instrText>PAGEREF _Toc233732780 \h</w:instrText>
             </w:r>
             <w:r>
               <w:rPr>
@@ -752,11 +745,10 @@
               <w14:ligatures w14:val="standardContextual"/>
             </w:rPr>
           </w:pPr>
-          <w:hyperlink w:anchor="_Toc226636044" w:history="1">
+          <w:hyperlink w:anchor="_Toc233732781" w:history="1">
             <w:r>
               <w:rPr>
                 <w:rStyle w:val="ae"/>
-                <w:rFonts w:hint="eastAsia"/>
                 <w:noProof/>
               </w:rPr>
               <w:t>一</w:t>
@@ -764,7 +756,6 @@
             <w:r>
               <w:rPr>
                 <w:rStyle w:val="ae"/>
-                <w:rFonts w:hint="eastAsia"/>
                 <w:noProof/>
               </w:rPr>
               <w:t xml:space="preserve"> </w:t>
@@ -772,7 +763,6 @@
             <w:r>
               <w:rPr>
                 <w:rStyle w:val="ae"/>
-                <w:rFonts w:hint="eastAsia"/>
                 <w:noProof/>
               </w:rPr>
               <w:t>接口协议</w:t>
@@ -806,7 +796,7 @@
                 <w:noProof/>
                 <w:webHidden/>
               </w:rPr>
-              <w:instrText>PAGEREF _Toc226636044 \h</w:instrText>
+              <w:instrText>PAGEREF _Toc233732781 \h</w:instrText>
             </w:r>
             <w:r>
               <w:rPr>
@@ -862,11 +852,10 @@
               <w14:ligatures w14:val="standardContextual"/>
             </w:rPr>
           </w:pPr>
-          <w:hyperlink w:anchor="_Toc226636045" w:history="1">
+          <w:hyperlink w:anchor="_Toc233732782" w:history="1">
             <w:r>
               <w:rPr>
                 <w:rStyle w:val="ae"/>
-                <w:rFonts w:hint="eastAsia"/>
                 <w:noProof/>
               </w:rPr>
               <w:t xml:space="preserve">1.1 </w:t>
@@ -874,7 +863,6 @@
             <w:r>
               <w:rPr>
                 <w:rStyle w:val="ae"/>
-                <w:rFonts w:hint="eastAsia"/>
                 <w:noProof/>
               </w:rPr>
               <w:t>创建</w:t>
@@ -908,7 +896,7 @@
                 <w:noProof/>
                 <w:webHidden/>
               </w:rPr>
-              <w:instrText>PAGEREF _Toc226636045 \h</w:instrText>
+              <w:instrText>PAGEREF _Toc233732782 \h</w:instrText>
             </w:r>
             <w:r>
               <w:rPr>
@@ -964,11 +952,10 @@
               <w14:ligatures w14:val="standardContextual"/>
             </w:rPr>
           </w:pPr>
-          <w:hyperlink w:anchor="_Toc226636046" w:history="1">
+          <w:hyperlink w:anchor="_Toc233732783" w:history="1">
             <w:r>
               <w:rPr>
                 <w:rStyle w:val="ae"/>
-                <w:rFonts w:hint="eastAsia"/>
                 <w:noProof/>
               </w:rPr>
               <w:t xml:space="preserve">1.1.1 </w:t>
@@ -976,7 +963,6 @@
             <w:r>
               <w:rPr>
                 <w:rStyle w:val="ae"/>
-                <w:rFonts w:hint="eastAsia"/>
                 <w:noProof/>
               </w:rPr>
               <w:t>请求</w:t>
@@ -1010,7 +996,7 @@
                 <w:noProof/>
                 <w:webHidden/>
               </w:rPr>
-              <w:instrText>PAGEREF _Toc226636046 \h</w:instrText>
+              <w:instrText>PAGEREF _Toc233732783 \h</w:instrText>
             </w:r>
             <w:r>
               <w:rPr>
@@ -1066,11 +1052,10 @@
               <w14:ligatures w14:val="standardContextual"/>
             </w:rPr>
           </w:pPr>
-          <w:hyperlink w:anchor="_Toc226636047" w:history="1">
+          <w:hyperlink w:anchor="_Toc233732784" w:history="1">
             <w:r>
               <w:rPr>
                 <w:rStyle w:val="ae"/>
-                <w:rFonts w:hint="eastAsia"/>
                 <w:noProof/>
               </w:rPr>
               <w:t xml:space="preserve">1.1.2 </w:t>
@@ -1078,7 +1063,6 @@
             <w:r>
               <w:rPr>
                 <w:rStyle w:val="ae"/>
-                <w:rFonts w:hint="eastAsia"/>
                 <w:noProof/>
               </w:rPr>
               <w:t>回复</w:t>
@@ -1112,7 +1096,7 @@
                 <w:noProof/>
                 <w:webHidden/>
               </w:rPr>
-              <w:instrText>PAGEREF _Toc226636047 \h</w:instrText>
+              <w:instrText>PAGEREF _Toc233732784 \h</w:instrText>
             </w:r>
             <w:r>
               <w:rPr>
@@ -1168,11 +1152,10 @@
               <w14:ligatures w14:val="standardContextual"/>
             </w:rPr>
           </w:pPr>
-          <w:hyperlink w:anchor="_Toc226636048" w:history="1">
+          <w:hyperlink w:anchor="_Toc233732785" w:history="1">
             <w:r>
               <w:rPr>
                 <w:rStyle w:val="ae"/>
-                <w:rFonts w:hint="eastAsia"/>
                 <w:noProof/>
               </w:rPr>
               <w:t xml:space="preserve">1.2 </w:t>
@@ -1180,7 +1163,6 @@
             <w:r>
               <w:rPr>
                 <w:rStyle w:val="ae"/>
-                <w:rFonts w:hint="eastAsia"/>
                 <w:noProof/>
               </w:rPr>
               <w:t>停止</w:t>
@@ -1214,7 +1196,7 @@
                 <w:noProof/>
                 <w:webHidden/>
               </w:rPr>
-              <w:instrText>PAGEREF _Toc226636048 \h</w:instrText>
+              <w:instrText>PAGEREF _Toc233732785 \h</w:instrText>
             </w:r>
             <w:r>
               <w:rPr>
@@ -1270,11 +1252,10 @@
               <w14:ligatures w14:val="standardContextual"/>
             </w:rPr>
           </w:pPr>
-          <w:hyperlink w:anchor="_Toc226636049" w:history="1">
+          <w:hyperlink w:anchor="_Toc233732786" w:history="1">
             <w:r>
               <w:rPr>
                 <w:rStyle w:val="ae"/>
-                <w:rFonts w:hint="eastAsia"/>
                 <w:noProof/>
               </w:rPr>
               <w:t xml:space="preserve">1.2.1 </w:t>
@@ -1282,7 +1263,6 @@
             <w:r>
               <w:rPr>
                 <w:rStyle w:val="ae"/>
-                <w:rFonts w:hint="eastAsia"/>
                 <w:noProof/>
               </w:rPr>
               <w:t>请求</w:t>
@@ -1316,7 +1296,7 @@
                 <w:noProof/>
                 <w:webHidden/>
               </w:rPr>
-              <w:instrText>PAGEREF _Toc226636049 \h</w:instrText>
+              <w:instrText>PAGEREF _Toc233732786 \h</w:instrText>
             </w:r>
             <w:r>
               <w:rPr>
@@ -1372,11 +1352,10 @@
               <w14:ligatures w14:val="standardContextual"/>
             </w:rPr>
           </w:pPr>
-          <w:hyperlink w:anchor="_Toc226636050" w:history="1">
+          <w:hyperlink w:anchor="_Toc233732787" w:history="1">
             <w:r>
               <w:rPr>
                 <w:rStyle w:val="ae"/>
-                <w:rFonts w:hint="eastAsia"/>
                 <w:noProof/>
               </w:rPr>
               <w:t xml:space="preserve">1.2.2 </w:t>
@@ -1384,7 +1363,6 @@
             <w:r>
               <w:rPr>
                 <w:rStyle w:val="ae"/>
-                <w:rFonts w:hint="eastAsia"/>
                 <w:noProof/>
               </w:rPr>
               <w:t>回复</w:t>
@@ -1418,7 +1396,7 @@
                 <w:noProof/>
                 <w:webHidden/>
               </w:rPr>
-              <w:instrText>PAGEREF _Toc226636050 \h</w:instrText>
+              <w:instrText>PAGEREF _Toc233732787 \h</w:instrText>
             </w:r>
             <w:r>
               <w:rPr>
@@ -1474,11 +1452,10 @@
               <w14:ligatures w14:val="standardContextual"/>
             </w:rPr>
           </w:pPr>
-          <w:hyperlink w:anchor="_Toc226636051" w:history="1">
+          <w:hyperlink w:anchor="_Toc233732788" w:history="1">
             <w:r>
               <w:rPr>
                 <w:rStyle w:val="ae"/>
-                <w:rFonts w:hint="eastAsia"/>
                 <w:noProof/>
               </w:rPr>
               <w:t xml:space="preserve">1.3 </w:t>
@@ -1486,7 +1463,6 @@
             <w:r>
               <w:rPr>
                 <w:rStyle w:val="ae"/>
-                <w:rFonts w:hint="eastAsia"/>
                 <w:noProof/>
               </w:rPr>
               <w:t>播放</w:t>
@@ -1520,7 +1496,7 @@
                 <w:noProof/>
                 <w:webHidden/>
               </w:rPr>
-              <w:instrText>PAGEREF _Toc226636051 \h</w:instrText>
+              <w:instrText>PAGEREF _Toc233732788 \h</w:instrText>
             </w:r>
             <w:r>
               <w:rPr>
@@ -1576,11 +1552,10 @@
               <w14:ligatures w14:val="standardContextual"/>
             </w:rPr>
           </w:pPr>
-          <w:hyperlink w:anchor="_Toc226636052" w:history="1">
+          <w:hyperlink w:anchor="_Toc233732789" w:history="1">
             <w:r>
               <w:rPr>
                 <w:rStyle w:val="ae"/>
-                <w:rFonts w:hint="eastAsia"/>
                 <w:noProof/>
               </w:rPr>
               <w:t xml:space="preserve">1.3.1 </w:t>
@@ -1588,7 +1563,6 @@
             <w:r>
               <w:rPr>
                 <w:rStyle w:val="ae"/>
-                <w:rFonts w:hint="eastAsia"/>
                 <w:noProof/>
               </w:rPr>
               <w:t>请求</w:t>
@@ -1622,7 +1596,7 @@
                 <w:noProof/>
                 <w:webHidden/>
               </w:rPr>
-              <w:instrText>PAGEREF _Toc226636052 \h</w:instrText>
+              <w:instrText>PAGEREF _Toc233732789 \h</w:instrText>
             </w:r>
             <w:r>
               <w:rPr>
@@ -1678,11 +1652,10 @@
               <w14:ligatures w14:val="standardContextual"/>
             </w:rPr>
           </w:pPr>
-          <w:hyperlink w:anchor="_Toc226636053" w:history="1">
+          <w:hyperlink w:anchor="_Toc233732790" w:history="1">
             <w:r>
               <w:rPr>
                 <w:rStyle w:val="ae"/>
-                <w:rFonts w:hint="eastAsia"/>
                 <w:noProof/>
               </w:rPr>
               <w:t xml:space="preserve">1.3.2 </w:t>
@@ -1690,7 +1663,6 @@
             <w:r>
               <w:rPr>
                 <w:rStyle w:val="ae"/>
-                <w:rFonts w:hint="eastAsia"/>
                 <w:noProof/>
               </w:rPr>
               <w:t>回复</w:t>
@@ -1724,7 +1696,7 @@
                 <w:noProof/>
                 <w:webHidden/>
               </w:rPr>
-              <w:instrText>PAGEREF _Toc226636053 \h</w:instrText>
+              <w:instrText>PAGEREF _Toc233732790 \h</w:instrText>
             </w:r>
             <w:r>
               <w:rPr>
@@ -1780,11 +1752,10 @@
               <w14:ligatures w14:val="standardContextual"/>
             </w:rPr>
           </w:pPr>
-          <w:hyperlink w:anchor="_Toc226636054" w:history="1">
+          <w:hyperlink w:anchor="_Toc233732791" w:history="1">
             <w:r>
               <w:rPr>
                 <w:rStyle w:val="ae"/>
-                <w:rFonts w:hint="eastAsia"/>
                 <w:noProof/>
               </w:rPr>
               <w:t xml:space="preserve">1.4 </w:t>
@@ -1792,7 +1763,6 @@
             <w:r>
               <w:rPr>
                 <w:rStyle w:val="ae"/>
-                <w:rFonts w:hint="eastAsia"/>
                 <w:noProof/>
               </w:rPr>
               <w:t>心跳</w:t>
@@ -1826,7 +1796,7 @@
                 <w:noProof/>
                 <w:webHidden/>
               </w:rPr>
-              <w:instrText>PAGEREF _Toc226636054 \h</w:instrText>
+              <w:instrText>PAGEREF _Toc233732791 \h</w:instrText>
             </w:r>
             <w:r>
               <w:rPr>
@@ -1882,11 +1852,10 @@
               <w14:ligatures w14:val="standardContextual"/>
             </w:rPr>
           </w:pPr>
-          <w:hyperlink w:anchor="_Toc226636055" w:history="1">
+          <w:hyperlink w:anchor="_Toc233732792" w:history="1">
             <w:r>
               <w:rPr>
                 <w:rStyle w:val="ae"/>
-                <w:rFonts w:hint="eastAsia"/>
                 <w:noProof/>
               </w:rPr>
               <w:t xml:space="preserve">1.4.1 </w:t>
@@ -1894,7 +1863,6 @@
             <w:r>
               <w:rPr>
                 <w:rStyle w:val="ae"/>
-                <w:rFonts w:hint="eastAsia"/>
                 <w:noProof/>
               </w:rPr>
               <w:t>请求</w:t>
@@ -1928,7 +1896,7 @@
                 <w:noProof/>
                 <w:webHidden/>
               </w:rPr>
-              <w:instrText>PAGEREF _Toc226636055 \h</w:instrText>
+              <w:instrText>PAGEREF _Toc233732792 \h</w:instrText>
             </w:r>
             <w:r>
               <w:rPr>
@@ -1984,11 +1952,10 @@
               <w14:ligatures w14:val="standardContextual"/>
             </w:rPr>
           </w:pPr>
-          <w:hyperlink w:anchor="_Toc226636056" w:history="1">
+          <w:hyperlink w:anchor="_Toc233732793" w:history="1">
             <w:r>
               <w:rPr>
                 <w:rStyle w:val="ae"/>
-                <w:rFonts w:hint="eastAsia"/>
                 <w:noProof/>
               </w:rPr>
               <w:t xml:space="preserve">1.4.2 </w:t>
@@ -1996,7 +1963,6 @@
             <w:r>
               <w:rPr>
                 <w:rStyle w:val="ae"/>
-                <w:rFonts w:hint="eastAsia"/>
                 <w:noProof/>
               </w:rPr>
               <w:t>回复</w:t>
@@ -2030,7 +1996,7 @@
                 <w:noProof/>
                 <w:webHidden/>
               </w:rPr>
-              <w:instrText>PAGEREF _Toc226636056 \h</w:instrText>
+              <w:instrText>PAGEREF _Toc233732793 \h</w:instrText>
             </w:r>
             <w:r>
               <w:rPr>
@@ -2086,11 +2052,10 @@
               <w14:ligatures w14:val="standardContextual"/>
             </w:rPr>
           </w:pPr>
-          <w:hyperlink w:anchor="_Toc226636057" w:history="1">
+          <w:hyperlink w:anchor="_Toc233732794" w:history="1">
             <w:r>
               <w:rPr>
                 <w:rStyle w:val="ae"/>
-                <w:rFonts w:hint="eastAsia"/>
                 <w:noProof/>
               </w:rPr>
               <w:t xml:space="preserve">1.5 </w:t>
@@ -2098,7 +2063,6 @@
             <w:r>
               <w:rPr>
                 <w:rStyle w:val="ae"/>
-                <w:rFonts w:hint="eastAsia"/>
                 <w:noProof/>
               </w:rPr>
               <w:t>获取媒体时间</w:t>
@@ -2132,7 +2096,7 @@
                 <w:noProof/>
                 <w:webHidden/>
               </w:rPr>
-              <w:instrText>PAGEREF _Toc226636057 \h</w:instrText>
+              <w:instrText>PAGEREF _Toc233732794 \h</w:instrText>
             </w:r>
             <w:r>
               <w:rPr>
@@ -2188,11 +2152,10 @@
               <w14:ligatures w14:val="standardContextual"/>
             </w:rPr>
           </w:pPr>
-          <w:hyperlink w:anchor="_Toc226636058" w:history="1">
+          <w:hyperlink w:anchor="_Toc233732795" w:history="1">
             <w:r>
               <w:rPr>
                 <w:rStyle w:val="ae"/>
-                <w:rFonts w:hint="eastAsia"/>
                 <w:noProof/>
               </w:rPr>
               <w:t xml:space="preserve">1.5.1 </w:t>
@@ -2200,7 +2163,6 @@
             <w:r>
               <w:rPr>
                 <w:rStyle w:val="ae"/>
-                <w:rFonts w:hint="eastAsia"/>
                 <w:noProof/>
               </w:rPr>
               <w:t>请求</w:t>
@@ -2234,7 +2196,7 @@
                 <w:noProof/>
                 <w:webHidden/>
               </w:rPr>
-              <w:instrText>PAGEREF _Toc226636058 \h</w:instrText>
+              <w:instrText>PAGEREF _Toc233732795 \h</w:instrText>
             </w:r>
             <w:r>
               <w:rPr>
@@ -2290,11 +2252,10 @@
               <w14:ligatures w14:val="standardContextual"/>
             </w:rPr>
           </w:pPr>
-          <w:hyperlink w:anchor="_Toc226636059" w:history="1">
+          <w:hyperlink w:anchor="_Toc233732796" w:history="1">
             <w:r>
               <w:rPr>
                 <w:rStyle w:val="ae"/>
-                <w:rFonts w:hint="eastAsia"/>
                 <w:noProof/>
               </w:rPr>
               <w:t xml:space="preserve">1.5.2 </w:t>
@@ -2302,7 +2263,6 @@
             <w:r>
               <w:rPr>
                 <w:rStyle w:val="ae"/>
-                <w:rFonts w:hint="eastAsia"/>
                 <w:noProof/>
               </w:rPr>
               <w:t>回复</w:t>
@@ -2336,7 +2296,7 @@
                 <w:noProof/>
                 <w:webHidden/>
               </w:rPr>
-              <w:instrText>PAGEREF _Toc226636059 \h</w:instrText>
+              <w:instrText>PAGEREF _Toc233732796 \h</w:instrText>
             </w:r>
             <w:r>
               <w:rPr>
@@ -2392,11 +2352,10 @@
               <w14:ligatures w14:val="standardContextual"/>
             </w:rPr>
           </w:pPr>
-          <w:hyperlink w:anchor="_Toc226636060" w:history="1">
+          <w:hyperlink w:anchor="_Toc233732797" w:history="1">
             <w:r>
               <w:rPr>
                 <w:rStyle w:val="ae"/>
-                <w:rFonts w:hint="eastAsia"/>
                 <w:noProof/>
               </w:rPr>
               <w:t xml:space="preserve">1.6 </w:t>
@@ -2404,7 +2363,6 @@
             <w:r>
               <w:rPr>
                 <w:rStyle w:val="ae"/>
-                <w:rFonts w:hint="eastAsia"/>
                 <w:noProof/>
               </w:rPr>
               <w:t>编解码</w:t>
@@ -2438,7 +2396,7 @@
                 <w:noProof/>
                 <w:webHidden/>
               </w:rPr>
-              <w:instrText>PAGEREF _Toc226636060 \h</w:instrText>
+              <w:instrText>PAGEREF _Toc233732797 \h</w:instrText>
             </w:r>
             <w:r>
               <w:rPr>
@@ -2494,11 +2452,10 @@
               <w14:ligatures w14:val="standardContextual"/>
             </w:rPr>
           </w:pPr>
-          <w:hyperlink w:anchor="_Toc226636061" w:history="1">
+          <w:hyperlink w:anchor="_Toc233732798" w:history="1">
             <w:r>
               <w:rPr>
                 <w:rStyle w:val="ae"/>
-                <w:rFonts w:hint="eastAsia"/>
                 <w:noProof/>
               </w:rPr>
               <w:t xml:space="preserve">1.6.1 </w:t>
@@ -2506,7 +2463,6 @@
             <w:r>
               <w:rPr>
                 <w:rStyle w:val="ae"/>
-                <w:rFonts w:hint="eastAsia"/>
                 <w:noProof/>
               </w:rPr>
               <w:t>请求</w:t>
@@ -2540,7 +2496,7 @@
                 <w:noProof/>
                 <w:webHidden/>
               </w:rPr>
-              <w:instrText>PAGEREF _Toc226636061 \h</w:instrText>
+              <w:instrText>PAGEREF _Toc233732798 \h</w:instrText>
             </w:r>
             <w:r>
               <w:rPr>
@@ -2596,11 +2552,10 @@
               <w14:ligatures w14:val="standardContextual"/>
             </w:rPr>
           </w:pPr>
-          <w:hyperlink w:anchor="_Toc226636062" w:history="1">
+          <w:hyperlink w:anchor="_Toc233732799" w:history="1">
             <w:r>
               <w:rPr>
                 <w:rStyle w:val="ae"/>
-                <w:rFonts w:hint="eastAsia"/>
                 <w:noProof/>
               </w:rPr>
               <w:t xml:space="preserve">1.6.2 </w:t>
@@ -2608,7 +2563,6 @@
             <w:r>
               <w:rPr>
                 <w:rStyle w:val="ae"/>
-                <w:rFonts w:hint="eastAsia"/>
                 <w:noProof/>
               </w:rPr>
               <w:t>回复</w:t>
@@ -2642,7 +2596,7 @@
                 <w:noProof/>
                 <w:webHidden/>
               </w:rPr>
-              <w:instrText>PAGEREF _Toc226636062 \h</w:instrText>
+              <w:instrText>PAGEREF _Toc233732799 \h</w:instrText>
             </w:r>
             <w:r>
               <w:rPr>
@@ -2698,11 +2652,10 @@
               <w14:ligatures w14:val="standardContextual"/>
             </w:rPr>
           </w:pPr>
-          <w:hyperlink w:anchor="_Toc226636063" w:history="1">
+          <w:hyperlink w:anchor="_Toc233732800" w:history="1">
             <w:r>
               <w:rPr>
                 <w:rStyle w:val="ae"/>
-                <w:rFonts w:hint="eastAsia"/>
                 <w:noProof/>
               </w:rPr>
               <w:t>1.7 token</w:t>
@@ -2710,7 +2663,6 @@
             <w:r>
               <w:rPr>
                 <w:rStyle w:val="ae"/>
-                <w:rFonts w:hint="eastAsia"/>
                 <w:noProof/>
               </w:rPr>
               <w:t>信息</w:t>
@@ -2744,7 +2696,7 @@
                 <w:noProof/>
                 <w:webHidden/>
               </w:rPr>
-              <w:instrText>PAGEREF _Toc226636063 \h</w:instrText>
+              <w:instrText>PAGEREF _Toc233732800 \h</w:instrText>
             </w:r>
             <w:r>
               <w:rPr>
@@ -2800,11 +2752,10 @@
               <w14:ligatures w14:val="standardContextual"/>
             </w:rPr>
           </w:pPr>
-          <w:hyperlink w:anchor="_Toc226636064" w:history="1">
+          <w:hyperlink w:anchor="_Toc233732801" w:history="1">
             <w:r>
               <w:rPr>
                 <w:rStyle w:val="ae"/>
-                <w:rFonts w:hint="eastAsia"/>
                 <w:noProof/>
               </w:rPr>
               <w:t xml:space="preserve">1.7.1 </w:t>
@@ -2812,7 +2763,6 @@
             <w:r>
               <w:rPr>
                 <w:rStyle w:val="ae"/>
-                <w:rFonts w:hint="eastAsia"/>
                 <w:noProof/>
               </w:rPr>
               <w:t>请求</w:t>
@@ -2846,7 +2796,7 @@
                 <w:noProof/>
                 <w:webHidden/>
               </w:rPr>
-              <w:instrText>PAGEREF _Toc226636064 \h</w:instrText>
+              <w:instrText>PAGEREF _Toc233732801 \h</w:instrText>
             </w:r>
             <w:r>
               <w:rPr>
@@ -2902,11 +2852,10 @@
               <w14:ligatures w14:val="standardContextual"/>
             </w:rPr>
           </w:pPr>
-          <w:hyperlink w:anchor="_Toc226636065" w:history="1">
+          <w:hyperlink w:anchor="_Toc233732802" w:history="1">
             <w:r>
               <w:rPr>
                 <w:rStyle w:val="ae"/>
-                <w:rFonts w:hint="eastAsia"/>
                 <w:noProof/>
               </w:rPr>
               <w:t xml:space="preserve">1.7.2 </w:t>
@@ -2914,7 +2863,6 @@
             <w:r>
               <w:rPr>
                 <w:rStyle w:val="ae"/>
-                <w:rFonts w:hint="eastAsia"/>
                 <w:noProof/>
               </w:rPr>
               <w:t>回复</w:t>
@@ -2948,7 +2896,7 @@
                 <w:noProof/>
                 <w:webHidden/>
               </w:rPr>
-              <w:instrText>PAGEREF _Toc226636065 \h</w:instrText>
+              <w:instrText>PAGEREF _Toc233732802 \h</w:instrText>
             </w:r>
             <w:r>
               <w:rPr>
@@ -3004,11 +2952,10 @@
               <w14:ligatures w14:val="standardContextual"/>
             </w:rPr>
           </w:pPr>
-          <w:hyperlink w:anchor="_Toc226636066" w:history="1">
+          <w:hyperlink w:anchor="_Toc233732803" w:history="1">
             <w:r>
               <w:rPr>
                 <w:rStyle w:val="ae"/>
-                <w:rFonts w:hint="eastAsia"/>
                 <w:noProof/>
               </w:rPr>
               <w:t xml:space="preserve">1.8 </w:t>
@@ -3016,7 +2963,6 @@
             <w:r>
               <w:rPr>
                 <w:rStyle w:val="ae"/>
-                <w:rFonts w:hint="eastAsia"/>
                 <w:noProof/>
               </w:rPr>
               <w:t>滤镜与特效</w:t>
@@ -3050,7 +2996,7 @@
                 <w:noProof/>
                 <w:webHidden/>
               </w:rPr>
-              <w:instrText>PAGEREF _Toc226636066 \h</w:instrText>
+              <w:instrText>PAGEREF _Toc233732803 \h</w:instrText>
             </w:r>
             <w:r>
               <w:rPr>
@@ -3106,11 +3052,10 @@
               <w14:ligatures w14:val="standardContextual"/>
             </w:rPr>
           </w:pPr>
-          <w:hyperlink w:anchor="_Toc226636067" w:history="1">
+          <w:hyperlink w:anchor="_Toc233732804" w:history="1">
             <w:r>
               <w:rPr>
                 <w:rStyle w:val="ae"/>
-                <w:rFonts w:hint="eastAsia"/>
                 <w:noProof/>
               </w:rPr>
               <w:t xml:space="preserve">1.8.1 </w:t>
@@ -3118,7 +3063,6 @@
             <w:r>
               <w:rPr>
                 <w:rStyle w:val="ae"/>
-                <w:rFonts w:hint="eastAsia"/>
                 <w:noProof/>
               </w:rPr>
               <w:t>创建滤镜</w:t>
@@ -3152,7 +3096,7 @@
                 <w:noProof/>
                 <w:webHidden/>
               </w:rPr>
-              <w:instrText>PAGEREF _Toc226636067 \h</w:instrText>
+              <w:instrText>PAGEREF _Toc233732804 \h</w:instrText>
             </w:r>
             <w:r>
               <w:rPr>
@@ -3208,11 +3152,10 @@
               <w14:ligatures w14:val="standardContextual"/>
             </w:rPr>
           </w:pPr>
-          <w:hyperlink w:anchor="_Toc226636068" w:history="1">
+          <w:hyperlink w:anchor="_Toc233732805" w:history="1">
             <w:r>
               <w:rPr>
                 <w:rStyle w:val="ae"/>
-                <w:rFonts w:hint="eastAsia"/>
                 <w:noProof/>
               </w:rPr>
               <w:t xml:space="preserve">1.8.2 </w:t>
@@ -3220,7 +3163,6 @@
             <w:r>
               <w:rPr>
                 <w:rStyle w:val="ae"/>
-                <w:rFonts w:hint="eastAsia"/>
                 <w:noProof/>
               </w:rPr>
               <w:t>销毁滤镜</w:t>
@@ -3254,7 +3196,7 @@
                 <w:noProof/>
                 <w:webHidden/>
               </w:rPr>
-              <w:instrText>PAGEREF _Toc226636068 \h</w:instrText>
+              <w:instrText>PAGEREF _Toc233732805 \h</w:instrText>
             </w:r>
             <w:r>
               <w:rPr>
@@ -3310,11 +3252,10 @@
               <w14:ligatures w14:val="standardContextual"/>
             </w:rPr>
           </w:pPr>
-          <w:hyperlink w:anchor="_Toc226636069" w:history="1">
+          <w:hyperlink w:anchor="_Toc233732806" w:history="1">
             <w:r>
               <w:rPr>
                 <w:rStyle w:val="ae"/>
-                <w:rFonts w:hint="eastAsia"/>
                 <w:noProof/>
               </w:rPr>
               <w:t xml:space="preserve">1.8.3 </w:t>
@@ -3322,7 +3263,6 @@
             <w:r>
               <w:rPr>
                 <w:rStyle w:val="ae"/>
-                <w:rFonts w:hint="eastAsia"/>
                 <w:noProof/>
               </w:rPr>
               <w:t>插入滤镜</w:t>
@@ -3356,7 +3296,7 @@
                 <w:noProof/>
                 <w:webHidden/>
               </w:rPr>
-              <w:instrText>PAGEREF _Toc226636069 \h</w:instrText>
+              <w:instrText>PAGEREF _Toc233732806 \h</w:instrText>
             </w:r>
             <w:r>
               <w:rPr>
@@ -3412,11 +3352,10 @@
               <w14:ligatures w14:val="standardContextual"/>
             </w:rPr>
           </w:pPr>
-          <w:hyperlink w:anchor="_Toc226636070" w:history="1">
+          <w:hyperlink w:anchor="_Toc233732807" w:history="1">
             <w:r>
               <w:rPr>
                 <w:rStyle w:val="ae"/>
-                <w:rFonts w:hint="eastAsia"/>
                 <w:noProof/>
               </w:rPr>
               <w:t xml:space="preserve">1.8.4 </w:t>
@@ -3424,7 +3363,6 @@
             <w:r>
               <w:rPr>
                 <w:rStyle w:val="ae"/>
-                <w:rFonts w:hint="eastAsia"/>
                 <w:noProof/>
               </w:rPr>
               <w:t>删除滤镜</w:t>
@@ -3458,7 +3396,7 @@
                 <w:noProof/>
                 <w:webHidden/>
               </w:rPr>
-              <w:instrText>PAGEREF _Toc226636070 \h</w:instrText>
+              <w:instrText>PAGEREF _Toc233732807 \h</w:instrText>
             </w:r>
             <w:r>
               <w:rPr>
@@ -3514,11 +3452,10 @@
               <w14:ligatures w14:val="standardContextual"/>
             </w:rPr>
           </w:pPr>
-          <w:hyperlink w:anchor="_Toc226636071" w:history="1">
+          <w:hyperlink w:anchor="_Toc233732808" w:history="1">
             <w:r>
               <w:rPr>
                 <w:rStyle w:val="ae"/>
-                <w:rFonts w:hint="eastAsia"/>
                 <w:noProof/>
               </w:rPr>
               <w:t xml:space="preserve">1.8.5 </w:t>
@@ -3526,7 +3463,6 @@
             <w:r>
               <w:rPr>
                 <w:rStyle w:val="ae"/>
-                <w:rFonts w:hint="eastAsia"/>
                 <w:noProof/>
               </w:rPr>
               <w:t>竖转横支持</w:t>
@@ -3560,7 +3496,7 @@
                 <w:noProof/>
                 <w:webHidden/>
               </w:rPr>
-              <w:instrText>PAGEREF _Toc226636071 \h</w:instrText>
+              <w:instrText>PAGEREF _Toc233732808 \h</w:instrText>
             </w:r>
             <w:r>
               <w:rPr>
@@ -3616,11 +3552,10 @@
               <w14:ligatures w14:val="standardContextual"/>
             </w:rPr>
           </w:pPr>
-          <w:hyperlink w:anchor="_Toc226636072" w:history="1">
+          <w:hyperlink w:anchor="_Toc233732809" w:history="1">
             <w:r>
               <w:rPr>
                 <w:rStyle w:val="ae"/>
-                <w:rFonts w:hint="eastAsia"/>
                 <w:noProof/>
               </w:rPr>
               <w:t>1.9 AI</w:t>
@@ -3628,7 +3563,6 @@
             <w:r>
               <w:rPr>
                 <w:rStyle w:val="ae"/>
-                <w:rFonts w:hint="eastAsia"/>
                 <w:noProof/>
               </w:rPr>
               <w:t>处理</w:t>
@@ -3662,7 +3596,7 @@
                 <w:noProof/>
                 <w:webHidden/>
               </w:rPr>
-              <w:instrText>PAGEREF _Toc226636072 \h</w:instrText>
+              <w:instrText>PAGEREF _Toc233732809 \h</w:instrText>
             </w:r>
             <w:r>
               <w:rPr>
@@ -3718,11 +3652,10 @@
               <w14:ligatures w14:val="standardContextual"/>
             </w:rPr>
           </w:pPr>
-          <w:hyperlink w:anchor="_Toc226636073" w:history="1">
+          <w:hyperlink w:anchor="_Toc233732810" w:history="1">
             <w:r>
               <w:rPr>
                 <w:rStyle w:val="ae"/>
-                <w:rFonts w:hint="eastAsia"/>
                 <w:noProof/>
               </w:rPr>
               <w:t>1.9.1 AI</w:t>
@@ -3730,7 +3663,6 @@
             <w:r>
               <w:rPr>
                 <w:rStyle w:val="ae"/>
-                <w:rFonts w:hint="eastAsia"/>
                 <w:noProof/>
               </w:rPr>
               <w:t>限制</w:t>
@@ -3764,7 +3696,7 @@
                 <w:noProof/>
                 <w:webHidden/>
               </w:rPr>
-              <w:instrText>PAGEREF _Toc226636073 \h</w:instrText>
+              <w:instrText>PAGEREF _Toc233732810 \h</w:instrText>
             </w:r>
             <w:r>
               <w:rPr>
@@ -3820,11 +3752,10 @@
               <w14:ligatures w14:val="standardContextual"/>
             </w:rPr>
           </w:pPr>
-          <w:hyperlink w:anchor="_Toc226636074" w:history="1">
+          <w:hyperlink w:anchor="_Toc233732811" w:history="1">
             <w:r>
               <w:rPr>
                 <w:rStyle w:val="ae"/>
-                <w:rFonts w:hint="eastAsia"/>
                 <w:noProof/>
               </w:rPr>
               <w:t>1.9.2 AI</w:t>
@@ -3832,7 +3763,6 @@
             <w:r>
               <w:rPr>
                 <w:rStyle w:val="ae"/>
-                <w:rFonts w:hint="eastAsia"/>
                 <w:noProof/>
               </w:rPr>
               <w:t>检测</w:t>
@@ -3866,7 +3796,7 @@
                 <w:noProof/>
                 <w:webHidden/>
               </w:rPr>
-              <w:instrText>PAGEREF _Toc226636074 \h</w:instrText>
+              <w:instrText>PAGEREF _Toc233732811 \h</w:instrText>
             </w:r>
             <w:r>
               <w:rPr>
@@ -3922,11 +3852,10 @@
               <w14:ligatures w14:val="standardContextual"/>
             </w:rPr>
           </w:pPr>
-          <w:hyperlink w:anchor="_Toc226636075" w:history="1">
+          <w:hyperlink w:anchor="_Toc233732812" w:history="1">
             <w:r>
               <w:rPr>
                 <w:rStyle w:val="ae"/>
-                <w:rFonts w:hint="eastAsia"/>
                 <w:noProof/>
               </w:rPr>
               <w:t xml:space="preserve">1.10 </w:t>
@@ -3934,7 +3863,6 @@
             <w:r>
               <w:rPr>
                 <w:rStyle w:val="ae"/>
-                <w:rFonts w:hint="eastAsia"/>
                 <w:noProof/>
               </w:rPr>
               <w:t>云转码</w:t>
@@ -3968,7 +3896,7 @@
                 <w:noProof/>
                 <w:webHidden/>
               </w:rPr>
-              <w:instrText>PAGEREF _Toc226636075 \h</w:instrText>
+              <w:instrText>PAGEREF _Toc233732812 \h</w:instrText>
             </w:r>
             <w:r>
               <w:rPr>
@@ -4024,11 +3952,10 @@
               <w14:ligatures w14:val="standardContextual"/>
             </w:rPr>
           </w:pPr>
-          <w:hyperlink w:anchor="_Toc226636076" w:history="1">
+          <w:hyperlink w:anchor="_Toc233732813" w:history="1">
             <w:r>
               <w:rPr>
                 <w:rStyle w:val="ae"/>
-                <w:rFonts w:hint="eastAsia"/>
                 <w:noProof/>
               </w:rPr>
               <w:t xml:space="preserve">1.10.1 </w:t>
@@ -4036,7 +3963,6 @@
             <w:r>
               <w:rPr>
                 <w:rStyle w:val="ae"/>
-                <w:rFonts w:hint="eastAsia"/>
                 <w:noProof/>
               </w:rPr>
               <w:t>请求</w:t>
@@ -4070,7 +3996,7 @@
                 <w:noProof/>
                 <w:webHidden/>
               </w:rPr>
-              <w:instrText>PAGEREF _Toc226636076 \h</w:instrText>
+              <w:instrText>PAGEREF _Toc233732813 \h</w:instrText>
             </w:r>
             <w:r>
               <w:rPr>
@@ -4126,11 +4052,10 @@
               <w14:ligatures w14:val="standardContextual"/>
             </w:rPr>
           </w:pPr>
-          <w:hyperlink w:anchor="_Toc226636077" w:history="1">
+          <w:hyperlink w:anchor="_Toc233732814" w:history="1">
             <w:r>
               <w:rPr>
                 <w:rStyle w:val="ae"/>
-                <w:rFonts w:hint="eastAsia"/>
                 <w:noProof/>
               </w:rPr>
               <w:t xml:space="preserve">1.10.2 </w:t>
@@ -4138,7 +4063,6 @@
             <w:r>
               <w:rPr>
                 <w:rStyle w:val="ae"/>
-                <w:rFonts w:hint="eastAsia"/>
                 <w:noProof/>
               </w:rPr>
               <w:t>回复</w:t>
@@ -4172,7 +4096,7 @@
                 <w:noProof/>
                 <w:webHidden/>
               </w:rPr>
-              <w:instrText>PAGEREF _Toc226636077 \h</w:instrText>
+              <w:instrText>PAGEREF _Toc233732814 \h</w:instrText>
             </w:r>
             <w:r>
               <w:rPr>
@@ -4203,6 +4127,306 @@
                 <w:webHidden/>
               </w:rPr>
               <w:t>21</w:t>
+            </w:r>
+            <w:r>
+              <w:rPr>
+                <w:rFonts w:hint="eastAsia"/>
+                <w:noProof/>
+                <w:webHidden/>
+              </w:rPr>
+              <w:fldChar w:fldCharType="end"/>
+            </w:r>
+          </w:hyperlink>
+        </w:p>
+        <w:p>
+          <w:pPr>
+            <w:pStyle w:val="TOC2"/>
+            <w:tabs>
+              <w:tab w:val="right" w:leader="dot" w:pos="8296"/>
+            </w:tabs>
+            <w:rPr>
+              <w:rFonts w:hint="eastAsia"/>
+              <w:noProof/>
+              <w:sz w:val="22"/>
+              <w:szCs w:val="24"/>
+              <w14:ligatures w14:val="standardContextual"/>
+            </w:rPr>
+          </w:pPr>
+          <w:hyperlink w:anchor="_Toc233732815" w:history="1">
+            <w:r>
+              <w:rPr>
+                <w:rStyle w:val="ae"/>
+                <w:noProof/>
+              </w:rPr>
+              <w:t xml:space="preserve">1.11 </w:t>
+            </w:r>
+            <w:r>
+              <w:rPr>
+                <w:rStyle w:val="ae"/>
+                <w:noProof/>
+              </w:rPr>
+              <w:t>广告打点</w:t>
+            </w:r>
+            <w:r>
+              <w:rPr>
+                <w:rFonts w:hint="eastAsia"/>
+                <w:noProof/>
+                <w:webHidden/>
+              </w:rPr>
+              <w:tab/>
+            </w:r>
+            <w:r>
+              <w:rPr>
+                <w:rFonts w:hint="eastAsia"/>
+                <w:noProof/>
+                <w:webHidden/>
+              </w:rPr>
+              <w:fldChar w:fldCharType="begin"/>
+            </w:r>
+            <w:r>
+              <w:rPr>
+                <w:rFonts w:hint="eastAsia"/>
+                <w:noProof/>
+                <w:webHidden/>
+              </w:rPr>
+              <w:instrText xml:space="preserve"> </w:instrText>
+            </w:r>
+            <w:r>
+              <w:rPr>
+                <w:noProof/>
+                <w:webHidden/>
+              </w:rPr>
+              <w:instrText>PAGEREF _Toc233732815 \h</w:instrText>
+            </w:r>
+            <w:r>
+              <w:rPr>
+                <w:rFonts w:hint="eastAsia"/>
+                <w:noProof/>
+                <w:webHidden/>
+              </w:rPr>
+              <w:instrText xml:space="preserve"> </w:instrText>
+            </w:r>
+            <w:r>
+              <w:rPr>
+                <w:rFonts w:hint="eastAsia"/>
+                <w:noProof/>
+                <w:webHidden/>
+              </w:rPr>
+            </w:r>
+            <w:r>
+              <w:rPr>
+                <w:rFonts w:hint="eastAsia"/>
+                <w:noProof/>
+                <w:webHidden/>
+              </w:rPr>
+              <w:fldChar w:fldCharType="separate"/>
+            </w:r>
+            <w:r>
+              <w:rPr>
+                <w:noProof/>
+                <w:webHidden/>
+              </w:rPr>
+              <w:t>21</w:t>
+            </w:r>
+            <w:r>
+              <w:rPr>
+                <w:rFonts w:hint="eastAsia"/>
+                <w:noProof/>
+                <w:webHidden/>
+              </w:rPr>
+              <w:fldChar w:fldCharType="end"/>
+            </w:r>
+          </w:hyperlink>
+        </w:p>
+        <w:p>
+          <w:pPr>
+            <w:pStyle w:val="TOC3"/>
+            <w:tabs>
+              <w:tab w:val="right" w:leader="dot" w:pos="8296"/>
+            </w:tabs>
+            <w:rPr>
+              <w:rFonts w:hint="eastAsia"/>
+              <w:noProof/>
+              <w:sz w:val="22"/>
+              <w:szCs w:val="24"/>
+              <w14:ligatures w14:val="standardContextual"/>
+            </w:rPr>
+          </w:pPr>
+          <w:hyperlink w:anchor="_Toc233732816" w:history="1">
+            <w:r>
+              <w:rPr>
+                <w:rStyle w:val="ae"/>
+                <w:noProof/>
+              </w:rPr>
+              <w:t xml:space="preserve">1.11.1 </w:t>
+            </w:r>
+            <w:r>
+              <w:rPr>
+                <w:rStyle w:val="ae"/>
+                <w:noProof/>
+              </w:rPr>
+              <w:t>请求</w:t>
+            </w:r>
+            <w:r>
+              <w:rPr>
+                <w:rFonts w:hint="eastAsia"/>
+                <w:noProof/>
+                <w:webHidden/>
+              </w:rPr>
+              <w:tab/>
+            </w:r>
+            <w:r>
+              <w:rPr>
+                <w:rFonts w:hint="eastAsia"/>
+                <w:noProof/>
+                <w:webHidden/>
+              </w:rPr>
+              <w:fldChar w:fldCharType="begin"/>
+            </w:r>
+            <w:r>
+              <w:rPr>
+                <w:rFonts w:hint="eastAsia"/>
+                <w:noProof/>
+                <w:webHidden/>
+              </w:rPr>
+              <w:instrText xml:space="preserve"> </w:instrText>
+            </w:r>
+            <w:r>
+              <w:rPr>
+                <w:noProof/>
+                <w:webHidden/>
+              </w:rPr>
+              <w:instrText>PAGEREF _Toc233732816 \h</w:instrText>
+            </w:r>
+            <w:r>
+              <w:rPr>
+                <w:rFonts w:hint="eastAsia"/>
+                <w:noProof/>
+                <w:webHidden/>
+              </w:rPr>
+              <w:instrText xml:space="preserve"> </w:instrText>
+            </w:r>
+            <w:r>
+              <w:rPr>
+                <w:rFonts w:hint="eastAsia"/>
+                <w:noProof/>
+                <w:webHidden/>
+              </w:rPr>
+            </w:r>
+            <w:r>
+              <w:rPr>
+                <w:rFonts w:hint="eastAsia"/>
+                <w:noProof/>
+                <w:webHidden/>
+              </w:rPr>
+              <w:fldChar w:fldCharType="separate"/>
+            </w:r>
+            <w:r>
+              <w:rPr>
+                <w:noProof/>
+                <w:webHidden/>
+              </w:rPr>
+              <w:t>21</w:t>
+            </w:r>
+            <w:r>
+              <w:rPr>
+                <w:rFonts w:hint="eastAsia"/>
+                <w:noProof/>
+                <w:webHidden/>
+              </w:rPr>
+              <w:fldChar w:fldCharType="end"/>
+            </w:r>
+          </w:hyperlink>
+        </w:p>
+        <w:p>
+          <w:pPr>
+            <w:pStyle w:val="TOC3"/>
+            <w:tabs>
+              <w:tab w:val="right" w:leader="dot" w:pos="8296"/>
+            </w:tabs>
+            <w:rPr>
+              <w:rFonts w:hint="eastAsia"/>
+              <w:noProof/>
+              <w:sz w:val="22"/>
+              <w:szCs w:val="24"/>
+              <w14:ligatures w14:val="standardContextual"/>
+            </w:rPr>
+          </w:pPr>
+          <w:hyperlink w:anchor="_Toc233732817" w:history="1">
+            <w:r>
+              <w:rPr>
+                <w:rStyle w:val="ae"/>
+                <w:noProof/>
+              </w:rPr>
+              <w:t xml:space="preserve">1.11.2 </w:t>
+            </w:r>
+            <w:r>
+              <w:rPr>
+                <w:rStyle w:val="ae"/>
+                <w:noProof/>
+              </w:rPr>
+              <w:t>回复</w:t>
+            </w:r>
+            <w:r>
+              <w:rPr>
+                <w:rFonts w:hint="eastAsia"/>
+                <w:noProof/>
+                <w:webHidden/>
+              </w:rPr>
+              <w:tab/>
+            </w:r>
+            <w:r>
+              <w:rPr>
+                <w:rFonts w:hint="eastAsia"/>
+                <w:noProof/>
+                <w:webHidden/>
+              </w:rPr>
+              <w:fldChar w:fldCharType="begin"/>
+            </w:r>
+            <w:r>
+              <w:rPr>
+                <w:rFonts w:hint="eastAsia"/>
+                <w:noProof/>
+                <w:webHidden/>
+              </w:rPr>
+              <w:instrText xml:space="preserve"> </w:instrText>
+            </w:r>
+            <w:r>
+              <w:rPr>
+                <w:noProof/>
+                <w:webHidden/>
+              </w:rPr>
+              <w:instrText>PAGEREF _Toc233732817 \h</w:instrText>
+            </w:r>
+            <w:r>
+              <w:rPr>
+                <w:rFonts w:hint="eastAsia"/>
+                <w:noProof/>
+                <w:webHidden/>
+              </w:rPr>
+              <w:instrText xml:space="preserve"> </w:instrText>
+            </w:r>
+            <w:r>
+              <w:rPr>
+                <w:rFonts w:hint="eastAsia"/>
+                <w:noProof/>
+                <w:webHidden/>
+              </w:rPr>
+            </w:r>
+            <w:r>
+              <w:rPr>
+                <w:rFonts w:hint="eastAsia"/>
+                <w:noProof/>
+                <w:webHidden/>
+              </w:rPr>
+              <w:fldChar w:fldCharType="separate"/>
+            </w:r>
+            <w:r>
+              <w:rPr>
+                <w:noProof/>
+                <w:webHidden/>
+              </w:rPr>
+              <w:t>22</w:t>
             </w:r>
             <w:r>
               <w:rPr>
@@ -4228,11 +4452,10 @@
               <w14:ligatures w14:val="standardContextual"/>
             </w:rPr>
           </w:pPr>
-          <w:hyperlink w:anchor="_Toc226636078" w:history="1">
+          <w:hyperlink w:anchor="_Toc233732818" w:history="1">
             <w:r>
               <w:rPr>
                 <w:rStyle w:val="ae"/>
-                <w:rFonts w:hint="eastAsia"/>
                 <w:noProof/>
               </w:rPr>
               <w:t>二</w:t>
@@ -4240,7 +4463,6 @@
             <w:r>
               <w:rPr>
                 <w:rStyle w:val="ae"/>
-                <w:rFonts w:hint="eastAsia"/>
                 <w:noProof/>
               </w:rPr>
               <w:t xml:space="preserve"> </w:t>
@@ -4248,7 +4470,6 @@
             <w:r>
               <w:rPr>
                 <w:rStyle w:val="ae"/>
-                <w:rFonts w:hint="eastAsia"/>
                 <w:noProof/>
               </w:rPr>
               <w:t>启动模式</w:t>
@@ -4282,7 +4503,7 @@
                 <w:noProof/>
                 <w:webHidden/>
               </w:rPr>
-              <w:instrText>PAGEREF _Toc226636078 \h</w:instrText>
+              <w:instrText>PAGEREF _Toc233732818 \h</w:instrText>
             </w:r>
             <w:r>
               <w:rPr>
@@ -4312,7 +4533,7 @@
                 <w:noProof/>
                 <w:webHidden/>
               </w:rPr>
-              <w:t>21</w:t>
+              <w:t>22</w:t>
             </w:r>
             <w:r>
               <w:rPr>
@@ -4338,11 +4559,10 @@
               <w14:ligatures w14:val="standardContextual"/>
             </w:rPr>
           </w:pPr>
-          <w:hyperlink w:anchor="_Toc226636079" w:history="1">
+          <w:hyperlink w:anchor="_Toc233732819" w:history="1">
             <w:r>
               <w:rPr>
                 <w:rStyle w:val="ae"/>
-                <w:rFonts w:hint="eastAsia"/>
                 <w:noProof/>
               </w:rPr>
               <w:t xml:space="preserve">2.1 </w:t>
@@ -4350,7 +4570,6 @@
             <w:r>
               <w:rPr>
                 <w:rStyle w:val="ae"/>
-                <w:rFonts w:hint="eastAsia"/>
                 <w:noProof/>
               </w:rPr>
               <w:t>服务启动</w:t>
@@ -4384,7 +4603,7 @@
                 <w:noProof/>
                 <w:webHidden/>
               </w:rPr>
-              <w:instrText>PAGEREF _Toc226636079 \h</w:instrText>
+              <w:instrText>PAGEREF _Toc233732819 \h</w:instrText>
             </w:r>
             <w:r>
               <w:rPr>
@@ -4414,7 +4633,7 @@
                 <w:noProof/>
                 <w:webHidden/>
               </w:rPr>
-              <w:t>21</w:t>
+              <w:t>22</w:t>
             </w:r>
             <w:r>
               <w:rPr>
@@ -4440,11 +4659,10 @@
               <w14:ligatures w14:val="standardContextual"/>
             </w:rPr>
           </w:pPr>
-          <w:hyperlink w:anchor="_Toc226636080" w:history="1">
+          <w:hyperlink w:anchor="_Toc233732820" w:history="1">
             <w:r>
               <w:rPr>
                 <w:rStyle w:val="ae"/>
-                <w:rFonts w:hint="eastAsia"/>
                 <w:noProof/>
               </w:rPr>
               <w:t xml:space="preserve">2.2 </w:t>
@@ -4452,7 +4670,6 @@
             <w:r>
               <w:rPr>
                 <w:rStyle w:val="ae"/>
-                <w:rFonts w:hint="eastAsia"/>
                 <w:noProof/>
               </w:rPr>
               <w:t>多进程启动</w:t>
@@ -4486,7 +4703,7 @@
                 <w:noProof/>
                 <w:webHidden/>
               </w:rPr>
-              <w:instrText>PAGEREF _Toc226636080 \h</w:instrText>
+              <w:instrText>PAGEREF _Toc233732820 \h</w:instrText>
             </w:r>
             <w:r>
               <w:rPr>
@@ -4516,7 +4733,7 @@
                 <w:noProof/>
                 <w:webHidden/>
               </w:rPr>
-              <w:t>21</w:t>
+              <w:t>22</w:t>
             </w:r>
             <w:r>
               <w:rPr>
@@ -4542,11 +4759,10 @@
               <w14:ligatures w14:val="standardContextual"/>
             </w:rPr>
           </w:pPr>
-          <w:hyperlink w:anchor="_Toc226636081" w:history="1">
+          <w:hyperlink w:anchor="_Toc233732821" w:history="1">
             <w:r>
               <w:rPr>
                 <w:rStyle w:val="ae"/>
-                <w:rFonts w:hint="eastAsia"/>
                 <w:noProof/>
               </w:rPr>
               <w:t>三</w:t>
@@ -4554,7 +4770,6 @@
             <w:r>
               <w:rPr>
                 <w:rStyle w:val="ae"/>
-                <w:rFonts w:hint="eastAsia"/>
                 <w:noProof/>
               </w:rPr>
               <w:t xml:space="preserve"> </w:t>
@@ -4562,7 +4777,6 @@
             <w:r>
               <w:rPr>
                 <w:rStyle w:val="ae"/>
-                <w:rFonts w:hint="eastAsia"/>
                 <w:noProof/>
               </w:rPr>
               <w:t>配置文件</w:t>
@@ -4596,7 +4810,7 @@
                 <w:noProof/>
                 <w:webHidden/>
               </w:rPr>
-              <w:instrText>PAGEREF _Toc226636081 \h</w:instrText>
+              <w:instrText>PAGEREF _Toc233732821 \h</w:instrText>
             </w:r>
             <w:r>
               <w:rPr>
@@ -4626,7 +4840,7 @@
                 <w:noProof/>
                 <w:webHidden/>
               </w:rPr>
-              <w:t>21</w:t>
+              <w:t>22</w:t>
             </w:r>
             <w:r>
               <w:rPr>
@@ -4652,11 +4866,10 @@
               <w14:ligatures w14:val="standardContextual"/>
             </w:rPr>
           </w:pPr>
-          <w:hyperlink w:anchor="_Toc226636082" w:history="1">
+          <w:hyperlink w:anchor="_Toc233732822" w:history="1">
             <w:r>
               <w:rPr>
                 <w:rStyle w:val="ae"/>
-                <w:rFonts w:hint="eastAsia"/>
                 <w:noProof/>
               </w:rPr>
               <w:t>3.1 XMax</w:t>
@@ -4690,7 +4903,7 @@
                 <w:noProof/>
                 <w:webHidden/>
               </w:rPr>
-              <w:instrText>PAGEREF _Toc226636082 \h</w:instrText>
+              <w:instrText>PAGEREF _Toc233732822 \h</w:instrText>
             </w:r>
             <w:r>
               <w:rPr>
@@ -4720,7 +4933,7 @@
                 <w:noProof/>
                 <w:webHidden/>
               </w:rPr>
-              <w:t>21</w:t>
+              <w:t>22</w:t>
             </w:r>
             <w:r>
               <w:rPr>
@@ -4746,11 +4959,10 @@
               <w14:ligatures w14:val="standardContextual"/>
             </w:rPr>
           </w:pPr>
-          <w:hyperlink w:anchor="_Toc226636083" w:history="1">
+          <w:hyperlink w:anchor="_Toc233732823" w:history="1">
             <w:r>
               <w:rPr>
                 <w:rStyle w:val="ae"/>
-                <w:rFonts w:hint="eastAsia"/>
                 <w:noProof/>
               </w:rPr>
               <w:t>3.2 XTime</w:t>
@@ -4784,7 +4996,7 @@
                 <w:noProof/>
                 <w:webHidden/>
               </w:rPr>
-              <w:instrText>PAGEREF _Toc226636083 \h</w:instrText>
+              <w:instrText>PAGEREF _Toc233732823 \h</w:instrText>
             </w:r>
             <w:r>
               <w:rPr>
@@ -4814,7 +5026,7 @@
                 <w:noProof/>
                 <w:webHidden/>
               </w:rPr>
-              <w:t>21</w:t>
+              <w:t>22</w:t>
             </w:r>
             <w:r>
               <w:rPr>
@@ -4840,11 +5052,10 @@
               <w14:ligatures w14:val="standardContextual"/>
             </w:rPr>
           </w:pPr>
-          <w:hyperlink w:anchor="_Toc226636084" w:history="1">
+          <w:hyperlink w:anchor="_Toc233732824" w:history="1">
             <w:r>
               <w:rPr>
                 <w:rStyle w:val="ae"/>
-                <w:rFonts w:hint="eastAsia"/>
                 <w:noProof/>
               </w:rPr>
               <w:t>3.3 XLog</w:t>
@@ -4878,7 +5089,7 @@
                 <w:noProof/>
                 <w:webHidden/>
               </w:rPr>
-              <w:instrText>PAGEREF _Toc226636084 \h</w:instrText>
+              <w:instrText>PAGEREF _Toc233732824 \h</w:instrText>
             </w:r>
             <w:r>
               <w:rPr>
@@ -4934,11 +5145,10 @@
               <w14:ligatures w14:val="standardContextual"/>
             </w:rPr>
           </w:pPr>
-          <w:hyperlink w:anchor="_Toc226636085" w:history="1">
+          <w:hyperlink w:anchor="_Toc233732825" w:history="1">
             <w:r>
               <w:rPr>
                 <w:rStyle w:val="ae"/>
-                <w:rFonts w:hint="eastAsia"/>
                 <w:noProof/>
               </w:rPr>
               <w:t>3.4 XStream</w:t>
@@ -4972,7 +5182,7 @@
                 <w:noProof/>
                 <w:webHidden/>
               </w:rPr>
-              <w:instrText>PAGEREF _Toc226636085 \h</w:instrText>
+              <w:instrText>PAGEREF _Toc233732825 \h</w:instrText>
             </w:r>
             <w:r>
               <w:rPr>
@@ -5002,7 +5212,7 @@
                 <w:noProof/>
                 <w:webHidden/>
               </w:rPr>
-              <w:t>22</w:t>
+              <w:t>23</w:t>
             </w:r>
             <w:r>
               <w:rPr>
@@ -5028,11 +5238,10 @@
               <w14:ligatures w14:val="standardContextual"/>
             </w:rPr>
           </w:pPr>
-          <w:hyperlink w:anchor="_Toc226636086" w:history="1">
+          <w:hyperlink w:anchor="_Toc233732826" w:history="1">
             <w:r>
               <w:rPr>
                 <w:rStyle w:val="ae"/>
-                <w:rFonts w:hint="eastAsia"/>
                 <w:noProof/>
               </w:rPr>
               <w:t>四</w:t>
@@ -5040,7 +5249,6 @@
             <w:r>
               <w:rPr>
                 <w:rStyle w:val="ae"/>
-                <w:rFonts w:hint="eastAsia"/>
                 <w:noProof/>
               </w:rPr>
               <w:t xml:space="preserve"> </w:t>
@@ -5048,7 +5256,6 @@
             <w:r>
               <w:rPr>
                 <w:rStyle w:val="ae"/>
-                <w:rFonts w:hint="eastAsia"/>
                 <w:noProof/>
               </w:rPr>
               <w:t>启动命令</w:t>
@@ -5082,7 +5289,7 @@
                 <w:noProof/>
                 <w:webHidden/>
               </w:rPr>
-              <w:instrText>PAGEREF _Toc226636086 \h</w:instrText>
+              <w:instrText>PAGEREF _Toc233732826 \h</w:instrText>
             </w:r>
             <w:r>
               <w:rPr>
@@ -5112,7 +5319,7 @@
                 <w:noProof/>
                 <w:webHidden/>
               </w:rPr>
-              <w:t>22</w:t>
+              <w:t>23</w:t>
             </w:r>
             <w:r>
               <w:rPr>
@@ -5138,11 +5345,10 @@
               <w14:ligatures w14:val="standardContextual"/>
             </w:rPr>
           </w:pPr>
-          <w:hyperlink w:anchor="_Toc226636087" w:history="1">
+          <w:hyperlink w:anchor="_Toc233732827" w:history="1">
             <w:r>
               <w:rPr>
                 <w:rStyle w:val="ae"/>
-                <w:rFonts w:hint="eastAsia"/>
                 <w:noProof/>
               </w:rPr>
               <w:t>五</w:t>
@@ -5150,7 +5356,6 @@
             <w:r>
               <w:rPr>
                 <w:rStyle w:val="ae"/>
-                <w:rFonts w:hint="eastAsia"/>
                 <w:noProof/>
               </w:rPr>
               <w:t xml:space="preserve"> HTTP</w:t>
@@ -5158,7 +5363,6 @@
             <w:r>
               <w:rPr>
                 <w:rStyle w:val="ae"/>
-                <w:rFonts w:hint="eastAsia"/>
                 <w:noProof/>
               </w:rPr>
               <w:t>验证</w:t>
@@ -5192,7 +5396,7 @@
                 <w:noProof/>
                 <w:webHidden/>
               </w:rPr>
-              <w:instrText>PAGEREF _Toc226636087 \h</w:instrText>
+              <w:instrText>PAGEREF _Toc233732827 \h</w:instrText>
             </w:r>
             <w:r>
               <w:rPr>
@@ -5222,7 +5426,7 @@
                 <w:noProof/>
                 <w:webHidden/>
               </w:rPr>
-              <w:t>22</w:t>
+              <w:t>23</w:t>
             </w:r>
             <w:r>
               <w:rPr>
@@ -5248,11 +5452,10 @@
               <w14:ligatures w14:val="standardContextual"/>
             </w:rPr>
           </w:pPr>
-          <w:hyperlink w:anchor="_Toc226636088" w:history="1">
+          <w:hyperlink w:anchor="_Toc233732828" w:history="1">
             <w:r>
               <w:rPr>
                 <w:rStyle w:val="ae"/>
-                <w:rFonts w:hint="eastAsia"/>
                 <w:noProof/>
               </w:rPr>
               <w:t>附录</w:t>
@@ -5286,7 +5489,7 @@
                 <w:noProof/>
                 <w:webHidden/>
               </w:rPr>
-              <w:instrText>PAGEREF _Toc226636088 \h</w:instrText>
+              <w:instrText>PAGEREF _Toc233732828 \h</w:instrText>
             </w:r>
             <w:r>
               <w:rPr>
@@ -5316,7 +5519,7 @@
                 <w:noProof/>
                 <w:webHidden/>
               </w:rPr>
-              <w:t>22</w:t>
+              <w:t>23</w:t>
             </w:r>
             <w:r>
               <w:rPr>
@@ -5342,11 +5545,10 @@
               <w14:ligatures w14:val="standardContextual"/>
             </w:rPr>
           </w:pPr>
-          <w:hyperlink w:anchor="_Toc226636089" w:history="1">
+          <w:hyperlink w:anchor="_Toc233732829" w:history="1">
             <w:r>
               <w:rPr>
                 <w:rStyle w:val="ae"/>
-                <w:rFonts w:hint="eastAsia"/>
                 <w:noProof/>
               </w:rPr>
               <w:t>附录</w:t>
@@ -5354,7 +5556,6 @@
             <w:r>
               <w:rPr>
                 <w:rStyle w:val="ae"/>
-                <w:rFonts w:hint="eastAsia"/>
                 <w:noProof/>
               </w:rPr>
               <w:t xml:space="preserve"> </w:t>
@@ -5362,7 +5563,6 @@
             <w:r>
               <w:rPr>
                 <w:rStyle w:val="ae"/>
-                <w:rFonts w:hint="eastAsia"/>
                 <w:noProof/>
               </w:rPr>
               <w:t>更新历史</w:t>
@@ -5396,7 +5596,7 @@
                 <w:noProof/>
                 <w:webHidden/>
               </w:rPr>
-              <w:instrText>PAGEREF _Toc226636089 \h</w:instrText>
+              <w:instrText>PAGEREF _Toc233732829 \h</w:instrText>
             </w:r>
             <w:r>
               <w:rPr>
@@ -5426,7 +5626,7 @@
                 <w:noProof/>
                 <w:webHidden/>
               </w:rPr>
-              <w:t>22</w:t>
+              <w:t>23</w:t>
             </w:r>
             <w:r>
               <w:rPr>
@@ -5456,33 +5656,6 @@
         </w:p>
       </w:sdtContent>
     </w:sdt>
-    <w:p>
-      <w:pPr>
-        <w:rPr>
-          <w:b/>
-          <w:bCs/>
-          <w:lang w:val="zh-CN"/>
-        </w:rPr>
-      </w:pPr>
-    </w:p>
-    <w:p>
-      <w:pPr>
-        <w:rPr>
-          <w:b/>
-          <w:bCs/>
-          <w:lang w:val="zh-CN"/>
-        </w:rPr>
-      </w:pPr>
-    </w:p>
-    <w:p>
-      <w:pPr>
-        <w:rPr>
-          <w:b/>
-          <w:bCs/>
-          <w:lang w:val="zh-CN"/>
-        </w:rPr>
-      </w:pPr>
-    </w:p>
     <w:p>
       <w:pPr>
         <w:rPr>
@@ -5957,7 +6130,7 @@
               <w:rPr>
                 <w:rFonts w:hint="eastAsia"/>
               </w:rPr>
-              <w:t>1</w:t>
+              <w:t>3</w:t>
             </w:r>
             <w:r>
               <w:rPr>
@@ -5969,7 +6142,7 @@
               <w:rPr>
                 <w:rFonts w:hint="eastAsia"/>
               </w:rPr>
-              <w:t>6</w:t>
+              <w:t>3</w:t>
             </w:r>
             <w:r>
               <w:rPr>
@@ -6080,7 +6253,7 @@
               <w:rPr>
                 <w:rFonts w:hint="eastAsia"/>
               </w:rPr>
-              <w:t>4</w:t>
+              <w:t>6</w:t>
             </w:r>
             <w:r>
               <w:t>-</w:t>
@@ -6089,7 +6262,7 @@
               <w:rPr>
                 <w:rFonts w:hint="eastAsia"/>
               </w:rPr>
-              <w:t>09</w:t>
+              <w:t>30</w:t>
             </w:r>
           </w:p>
         </w:tc>
@@ -6186,7 +6359,7 @@
       <w:pPr>
         <w:pStyle w:val="1"/>
       </w:pPr>
-      <w:bookmarkStart w:id="1" w:name="_Toc226636038"/>
+      <w:bookmarkStart w:id="1" w:name="_Toc233732775"/>
       <w:r>
         <w:rPr>
           <w:rFonts w:hint="eastAsia"/>
@@ -6200,7 +6373,7 @@
       <w:pPr>
         <w:pStyle w:val="2"/>
       </w:pPr>
-      <w:bookmarkStart w:id="2" w:name="_Toc226636039"/>
+      <w:bookmarkStart w:id="2" w:name="_Toc233732776"/>
       <w:r>
         <w:rPr>
           <w:rFonts w:hint="eastAsia"/>
@@ -6248,7 +6421,7 @@
       <w:pPr>
         <w:pStyle w:val="2"/>
       </w:pPr>
-      <w:bookmarkStart w:id="3" w:name="_Toc226636040"/>
+      <w:bookmarkStart w:id="3" w:name="_Toc233732777"/>
       <w:r>
         <w:rPr>
           <w:rFonts w:hint="eastAsia"/>
@@ -6281,7 +6454,7 @@
       <w:pPr>
         <w:pStyle w:val="2"/>
       </w:pPr>
-      <w:bookmarkStart w:id="4" w:name="_Toc226636041"/>
+      <w:bookmarkStart w:id="4" w:name="_Toc233732778"/>
       <w:r>
         <w:rPr>
           <w:rFonts w:hint="eastAsia"/>
@@ -9107,7 +9280,7 @@
       <w:pPr>
         <w:pStyle w:val="2"/>
       </w:pPr>
-      <w:bookmarkStart w:id="5" w:name="_Toc226636042"/>
+      <w:bookmarkStart w:id="5" w:name="_Toc233732779"/>
       <w:r>
         <w:rPr>
           <w:rFonts w:hint="eastAsia"/>
@@ -9434,7 +9607,7 @@
       <w:pPr>
         <w:pStyle w:val="1"/>
       </w:pPr>
-      <w:bookmarkStart w:id="6" w:name="_Toc226636043"/>
+      <w:bookmarkStart w:id="6" w:name="_Toc233732780"/>
       <w:r>
         <w:rPr>
           <w:rFonts w:hint="eastAsia"/>
@@ -9642,7 +9815,7 @@
       <w:pPr>
         <w:pStyle w:val="1"/>
       </w:pPr>
-      <w:bookmarkStart w:id="7" w:name="_Toc226636044"/>
+      <w:bookmarkStart w:id="7" w:name="_Toc233732781"/>
       <w:proofErr w:type="gramStart"/>
       <w:r>
         <w:rPr>
@@ -9669,7 +9842,7 @@
       <w:pPr>
         <w:pStyle w:val="2"/>
       </w:pPr>
-      <w:bookmarkStart w:id="8" w:name="_Toc226636045"/>
+      <w:bookmarkStart w:id="8" w:name="_Toc233732782"/>
       <w:r>
         <w:rPr>
           <w:rFonts w:hint="eastAsia"/>
@@ -9688,7 +9861,7 @@
       <w:pPr>
         <w:pStyle w:val="3"/>
       </w:pPr>
-      <w:bookmarkStart w:id="9" w:name="_Toc226636046"/>
+      <w:bookmarkStart w:id="9" w:name="_Toc233732783"/>
       <w:r>
         <w:rPr>
           <w:rFonts w:hint="eastAsia"/>
@@ -9868,11 +10041,6 @@
       <w:proofErr w:type="spellEnd"/>
     </w:p>
     <w:p>
-      <w:pPr>
-        <w:rPr>
-          <w:rFonts w:hint="eastAsia"/>
-        </w:rPr>
-      </w:pPr>
       <w:r>
         <w:rPr>
           <w:rFonts w:hint="eastAsia"/>
@@ -10004,11 +10172,6 @@
       </w:r>
     </w:p>
     <w:p>
-      <w:pPr>
-        <w:rPr>
-          <w:rFonts w:hint="eastAsia"/>
-        </w:rPr>
-      </w:pPr>
       <w:r>
         <w:rPr>
           <w:rFonts w:hint="eastAsia"/>
@@ -10043,11 +10206,6 @@
       </w:r>
     </w:p>
     <w:p>
-      <w:pPr>
-        <w:rPr>
-          <w:rFonts w:hint="eastAsia"/>
-        </w:rPr>
-      </w:pPr>
       <w:r>
         <w:rPr>
           <w:rFonts w:hint="eastAsia"/>
@@ -10134,11 +10292,6 @@
       </w:r>
     </w:p>
     <w:p>
-      <w:pPr>
-        <w:rPr>
-          <w:rFonts w:hint="eastAsia"/>
-        </w:rPr>
-      </w:pPr>
       <w:r>
         <w:t>}</w:t>
       </w:r>
@@ -10405,7 +10558,7 @@
       <w:pPr>
         <w:pStyle w:val="3"/>
       </w:pPr>
-      <w:bookmarkStart w:id="10" w:name="_Toc226636047"/>
+      <w:bookmarkStart w:id="10" w:name="_Toc233732784"/>
       <w:r>
         <w:rPr>
           <w:rFonts w:hint="eastAsia"/>
@@ -10483,7 +10636,7 @@
       <w:pPr>
         <w:pStyle w:val="2"/>
       </w:pPr>
-      <w:bookmarkStart w:id="11" w:name="_Toc226636048"/>
+      <w:bookmarkStart w:id="11" w:name="_Toc233732785"/>
       <w:r>
         <w:rPr>
           <w:rFonts w:hint="eastAsia"/>
@@ -10502,7 +10655,7 @@
       <w:pPr>
         <w:pStyle w:val="3"/>
       </w:pPr>
-      <w:bookmarkStart w:id="12" w:name="_Toc226636049"/>
+      <w:bookmarkStart w:id="12" w:name="_Toc233732786"/>
       <w:r>
         <w:rPr>
           <w:rFonts w:hint="eastAsia"/>
@@ -10685,7 +10838,7 @@
       <w:pPr>
         <w:pStyle w:val="3"/>
       </w:pPr>
-      <w:bookmarkStart w:id="13" w:name="_Toc226636050"/>
+      <w:bookmarkStart w:id="13" w:name="_Toc233732787"/>
       <w:r>
         <w:rPr>
           <w:rFonts w:hint="eastAsia"/>
@@ -10740,7 +10893,7 @@
       <w:pPr>
         <w:pStyle w:val="2"/>
       </w:pPr>
-      <w:bookmarkStart w:id="14" w:name="_Toc226636051"/>
+      <w:bookmarkStart w:id="14" w:name="_Toc233732788"/>
       <w:r>
         <w:rPr>
           <w:rFonts w:hint="eastAsia"/>
@@ -10791,7 +10944,7 @@
       <w:pPr>
         <w:pStyle w:val="3"/>
       </w:pPr>
-      <w:bookmarkStart w:id="15" w:name="_Toc226636052"/>
+      <w:bookmarkStart w:id="15" w:name="_Toc233732789"/>
       <w:r>
         <w:rPr>
           <w:rFonts w:hint="eastAsia"/>
@@ -11920,7 +12073,7 @@
       <w:pPr>
         <w:pStyle w:val="3"/>
       </w:pPr>
-      <w:bookmarkStart w:id="16" w:name="_Toc226636053"/>
+      <w:bookmarkStart w:id="16" w:name="_Toc233732790"/>
       <w:r>
         <w:rPr>
           <w:rFonts w:hint="eastAsia"/>
@@ -11967,7 +12120,7 @@
       <w:pPr>
         <w:pStyle w:val="2"/>
       </w:pPr>
-      <w:bookmarkStart w:id="17" w:name="_Toc226636054"/>
+      <w:bookmarkStart w:id="17" w:name="_Toc233732791"/>
       <w:r>
         <w:rPr>
           <w:rFonts w:hint="eastAsia"/>
@@ -11987,7 +12140,7 @@
       <w:pPr>
         <w:pStyle w:val="3"/>
       </w:pPr>
-      <w:bookmarkStart w:id="18" w:name="_Toc226636055"/>
+      <w:bookmarkStart w:id="18" w:name="_Toc233732792"/>
       <w:r>
         <w:rPr>
           <w:rFonts w:hint="eastAsia"/>
@@ -12080,7 +12233,7 @@
       <w:pPr>
         <w:pStyle w:val="3"/>
       </w:pPr>
-      <w:bookmarkStart w:id="19" w:name="_Toc226636056"/>
+      <w:bookmarkStart w:id="19" w:name="_Toc233732793"/>
       <w:r>
         <w:rPr>
           <w:rFonts w:hint="eastAsia"/>
@@ -12248,7 +12401,7 @@
       <w:pPr>
         <w:pStyle w:val="2"/>
       </w:pPr>
-      <w:bookmarkStart w:id="20" w:name="_Toc226636057"/>
+      <w:bookmarkStart w:id="20" w:name="_Toc233732794"/>
       <w:r>
         <w:rPr>
           <w:rFonts w:hint="eastAsia"/>
@@ -12267,7 +12420,7 @@
       <w:pPr>
         <w:pStyle w:val="3"/>
       </w:pPr>
-      <w:bookmarkStart w:id="21" w:name="_Toc226636058"/>
+      <w:bookmarkStart w:id="21" w:name="_Toc233732795"/>
       <w:r>
         <w:rPr>
           <w:rFonts w:hint="eastAsia"/>
@@ -12407,7 +12560,7 @@
       <w:pPr>
         <w:pStyle w:val="3"/>
       </w:pPr>
-      <w:bookmarkStart w:id="22" w:name="_Toc226636059"/>
+      <w:bookmarkStart w:id="22" w:name="_Toc233732796"/>
       <w:r>
         <w:rPr>
           <w:rFonts w:hint="eastAsia"/>
@@ -12558,7 +12711,7 @@
       <w:pPr>
         <w:pStyle w:val="2"/>
       </w:pPr>
-      <w:bookmarkStart w:id="23" w:name="_Toc226636060"/>
+      <w:bookmarkStart w:id="23" w:name="_Toc233732797"/>
       <w:r>
         <w:rPr>
           <w:rFonts w:hint="eastAsia"/>
@@ -12577,7 +12730,7 @@
       <w:pPr>
         <w:pStyle w:val="3"/>
       </w:pPr>
-      <w:bookmarkStart w:id="24" w:name="_Toc226636061"/>
+      <w:bookmarkStart w:id="24" w:name="_Toc233732798"/>
       <w:r>
         <w:rPr>
           <w:rFonts w:hint="eastAsia"/>
@@ -15020,7 +15173,7 @@
       <w:pPr>
         <w:pStyle w:val="3"/>
       </w:pPr>
-      <w:bookmarkStart w:id="25" w:name="_Toc226636062"/>
+      <w:bookmarkStart w:id="25" w:name="_Toc233732799"/>
       <w:r>
         <w:rPr>
           <w:rFonts w:hint="eastAsia"/>
@@ -15077,7 +15230,7 @@
       <w:pPr>
         <w:pStyle w:val="2"/>
       </w:pPr>
-      <w:bookmarkStart w:id="26" w:name="_Toc226636063"/>
+      <w:bookmarkStart w:id="26" w:name="_Toc233732800"/>
       <w:r>
         <w:rPr>
           <w:rFonts w:hint="eastAsia"/>
@@ -15096,7 +15249,7 @@
       <w:pPr>
         <w:pStyle w:val="3"/>
       </w:pPr>
-      <w:bookmarkStart w:id="27" w:name="_Toc226636064"/>
+      <w:bookmarkStart w:id="27" w:name="_Toc233732801"/>
       <w:r>
         <w:rPr>
           <w:rFonts w:hint="eastAsia"/>
@@ -15261,7 +15414,7 @@
       <w:pPr>
         <w:pStyle w:val="3"/>
       </w:pPr>
-      <w:bookmarkStart w:id="28" w:name="_Toc226636065"/>
+      <w:bookmarkStart w:id="28" w:name="_Toc233732802"/>
       <w:r>
         <w:rPr>
           <w:rFonts w:hint="eastAsia"/>
@@ -15710,7 +15863,7 @@
       <w:pPr>
         <w:pStyle w:val="2"/>
       </w:pPr>
-      <w:bookmarkStart w:id="29" w:name="_Toc226636066"/>
+      <w:bookmarkStart w:id="29" w:name="_Toc233732803"/>
       <w:r>
         <w:rPr>
           <w:rFonts w:hint="eastAsia"/>
@@ -15882,7 +16035,7 @@
       <w:pPr>
         <w:pStyle w:val="3"/>
       </w:pPr>
-      <w:bookmarkStart w:id="30" w:name="_Toc226636067"/>
+      <w:bookmarkStart w:id="30" w:name="_Toc233732804"/>
       <w:r>
         <w:rPr>
           <w:rFonts w:hint="eastAsia"/>
@@ -16136,7 +16289,7 @@
       <w:pPr>
         <w:pStyle w:val="3"/>
       </w:pPr>
-      <w:bookmarkStart w:id="31" w:name="_Toc226636068"/>
+      <w:bookmarkStart w:id="31" w:name="_Toc233732805"/>
       <w:r>
         <w:rPr>
           <w:rFonts w:hint="eastAsia"/>
@@ -16397,7 +16550,7 @@
       <w:pPr>
         <w:pStyle w:val="3"/>
       </w:pPr>
-      <w:bookmarkStart w:id="32" w:name="_Toc226636069"/>
+      <w:bookmarkStart w:id="32" w:name="_Toc233732806"/>
       <w:r>
         <w:rPr>
           <w:rFonts w:hint="eastAsia"/>
@@ -17454,6 +17607,30 @@
         </w:rPr>
         <w:t>轮廓线条</w:t>
       </w:r>
+      <w:r>
+        <w:rPr>
+          <w:rFonts w:hint="eastAsia"/>
+        </w:rPr>
+        <w:t>,-1</w:t>
+      </w:r>
+      <w:r>
+        <w:rPr>
+          <w:rFonts w:hint="eastAsia"/>
+        </w:rPr>
+        <w:t>表示禁用</w:t>
+      </w:r>
+      <w:r>
+        <w:rPr>
+          <w:rFonts w:hint="eastAsia"/>
+        </w:rPr>
+        <w:t xml:space="preserve">,&gt;=0 </w:t>
+      </w:r>
+      <w:r>
+        <w:rPr>
+          <w:rFonts w:hint="eastAsia"/>
+        </w:rPr>
+        <w:t>启用表示线宽</w:t>
+      </w:r>
     </w:p>
     <w:p>
       <w:pPr>
@@ -17860,7 +18037,7 @@
       <w:pPr>
         <w:pStyle w:val="3"/>
       </w:pPr>
-      <w:bookmarkStart w:id="33" w:name="_Toc226636070"/>
+      <w:bookmarkStart w:id="33" w:name="_Toc233732807"/>
       <w:r>
         <w:rPr>
           <w:rFonts w:hint="eastAsia"/>
@@ -18141,7 +18318,7 @@
       <w:pPr>
         <w:pStyle w:val="3"/>
       </w:pPr>
-      <w:bookmarkStart w:id="34" w:name="_Toc226636071"/>
+      <w:bookmarkStart w:id="34" w:name="_Toc233732808"/>
       <w:r>
         <w:rPr>
           <w:rFonts w:hint="eastAsia"/>
@@ -18641,7 +18818,7 @@
       <w:pPr>
         <w:pStyle w:val="2"/>
       </w:pPr>
-      <w:bookmarkStart w:id="35" w:name="_Toc226636072"/>
+      <w:bookmarkStart w:id="35" w:name="_Toc233732809"/>
       <w:r>
         <w:rPr>
           <w:rFonts w:hint="eastAsia"/>
@@ -18660,7 +18837,7 @@
       <w:pPr>
         <w:pStyle w:val="3"/>
       </w:pPr>
-      <w:bookmarkStart w:id="36" w:name="_Toc226636073"/>
+      <w:bookmarkStart w:id="36" w:name="_Toc233732810"/>
       <w:r>
         <w:rPr>
           <w:rFonts w:hint="eastAsia"/>
@@ -19047,7 +19224,7 @@
       <w:pPr>
         <w:pStyle w:val="3"/>
       </w:pPr>
-      <w:bookmarkStart w:id="37" w:name="_Toc226636074"/>
+      <w:bookmarkStart w:id="37" w:name="_Toc233732811"/>
       <w:r>
         <w:rPr>
           <w:rFonts w:hint="eastAsia"/>
@@ -19750,7 +19927,7 @@
       <w:pPr>
         <w:pStyle w:val="2"/>
       </w:pPr>
-      <w:bookmarkStart w:id="38" w:name="_Toc226636075"/>
+      <w:bookmarkStart w:id="38" w:name="_Toc233732812"/>
       <w:r>
         <w:rPr>
           <w:rFonts w:hint="eastAsia"/>
@@ -19912,7 +20089,7 @@
       <w:pPr>
         <w:pStyle w:val="3"/>
       </w:pPr>
-      <w:bookmarkStart w:id="39" w:name="_Toc226636076"/>
+      <w:bookmarkStart w:id="39" w:name="_Toc233732813"/>
       <w:r>
         <w:rPr>
           <w:rFonts w:hint="eastAsia"/>
@@ -20280,7 +20457,7 @@
       <w:pPr>
         <w:pStyle w:val="3"/>
       </w:pPr>
-      <w:bookmarkStart w:id="40" w:name="_Toc226636077"/>
+      <w:bookmarkStart w:id="40" w:name="_Toc233732814"/>
       <w:r>
         <w:rPr>
           <w:rFonts w:hint="eastAsia"/>
@@ -20318,9 +20495,479 @@
     </w:p>
     <w:p>
       <w:pPr>
+        <w:pStyle w:val="2"/>
+      </w:pPr>
+      <w:bookmarkStart w:id="41" w:name="_Toc233732815"/>
+      <w:r>
+        <w:rPr>
+          <w:rFonts w:hint="eastAsia"/>
+        </w:rPr>
+        <w:t xml:space="preserve">1.11 </w:t>
+      </w:r>
+      <w:r>
+        <w:rPr>
+          <w:rFonts w:hint="eastAsia"/>
+        </w:rPr>
+        <w:t>广告打点</w:t>
+      </w:r>
+      <w:bookmarkEnd w:id="41"/>
+    </w:p>
+    <w:p>
+      <w:pPr>
+        <w:ind w:firstLine="420"/>
+      </w:pPr>
+      <w:r>
+        <w:rPr>
+          <w:rFonts w:hint="eastAsia"/>
+        </w:rPr>
+        <w:t>广告打点是</w:t>
+      </w:r>
+      <w:r>
+        <w:rPr>
+          <w:rFonts w:hint="eastAsia"/>
+        </w:rPr>
+        <w:t>SCTE-35</w:t>
+      </w:r>
+      <w:r>
+        <w:rPr>
+          <w:rFonts w:hint="eastAsia"/>
+        </w:rPr>
+        <w:t>标准</w:t>
+      </w:r>
+      <w:r>
+        <w:rPr>
+          <w:rFonts w:hint="eastAsia"/>
+        </w:rPr>
+        <w:t>,</w:t>
+      </w:r>
+      <w:r>
+        <w:rPr>
+          <w:rFonts w:hint="eastAsia"/>
+        </w:rPr>
+        <w:t>用于</w:t>
+      </w:r>
+      <w:r>
+        <w:rPr>
+          <w:rFonts w:hint="eastAsia"/>
+        </w:rPr>
+        <w:t>TS</w:t>
+      </w:r>
+      <w:r>
+        <w:rPr>
+          <w:rFonts w:hint="eastAsia"/>
+        </w:rPr>
+        <w:t>流的</w:t>
+      </w:r>
+      <w:r>
+        <w:rPr>
+          <w:rFonts w:hint="eastAsia"/>
+        </w:rPr>
+        <w:t>PID</w:t>
+      </w:r>
+      <w:r>
+        <w:rPr>
+          <w:rFonts w:hint="eastAsia"/>
+        </w:rPr>
+        <w:t>注入</w:t>
+      </w:r>
+      <w:r>
+        <w:rPr>
+          <w:rFonts w:hint="eastAsia"/>
+        </w:rPr>
+        <w:t>.</w:t>
+      </w:r>
+      <w:r>
+        <w:rPr>
+          <w:rFonts w:hint="eastAsia"/>
+        </w:rPr>
+        <w:t>PID</w:t>
+      </w:r>
+      <w:r>
+        <w:rPr>
+          <w:rFonts w:hint="eastAsia"/>
+        </w:rPr>
+        <w:t>固定为</w:t>
+      </w:r>
+      <w:r>
+        <w:rPr>
+          <w:rFonts w:hint="eastAsia"/>
+        </w:rPr>
+        <w:t>0x111</w:t>
+      </w:r>
+    </w:p>
+    <w:p>
+      <w:pPr>
+        <w:pStyle w:val="3"/>
+      </w:pPr>
+      <w:bookmarkStart w:id="42" w:name="_Toc233732816"/>
+      <w:r>
+        <w:rPr>
+          <w:rFonts w:hint="eastAsia"/>
+        </w:rPr>
+        <w:t xml:space="preserve">1.11.1 </w:t>
+      </w:r>
+      <w:r>
+        <w:rPr>
+          <w:rFonts w:hint="eastAsia"/>
+        </w:rPr>
+        <w:t>请求</w:t>
+      </w:r>
+      <w:bookmarkEnd w:id="42"/>
+    </w:p>
+    <w:p>
+      <w:r>
+        <w:rPr>
+          <w:rFonts w:hint="eastAsia"/>
+        </w:rPr>
+        <w:t>接口</w:t>
+      </w:r>
+      <w:r>
+        <w:rPr>
+          <w:rFonts w:hint="eastAsia"/>
+        </w:rPr>
+        <w:t>:HTTP</w:t>
+      </w:r>
+    </w:p>
+    <w:p>
+      <w:r>
+        <w:rPr>
+          <w:rFonts w:hint="eastAsia"/>
+        </w:rPr>
+        <w:t>方法</w:t>
+      </w:r>
+      <w:r>
+        <w:rPr>
+          <w:rFonts w:hint="eastAsia"/>
+        </w:rPr>
+        <w:t>:GET</w:t>
+      </w:r>
+    </w:p>
+    <w:p>
+      <w:r>
+        <w:rPr>
+          <w:rFonts w:hint="eastAsia"/>
+        </w:rPr>
+        <w:t>地址</w:t>
+      </w:r>
+      <w:r>
+        <w:rPr>
+          <w:rFonts w:hint="eastAsia"/>
+        </w:rPr>
+        <w:t>:</w:t>
+      </w:r>
+      <w:r>
+        <w:t>http://127.0.0.1:5000/api?function=cloud&amp;token=123123&amp;pf=tencent</w:t>
+      </w:r>
+    </w:p>
+    <w:p>
+      <w:r>
+        <w:rPr>
+          <w:rFonts w:hint="eastAsia"/>
+        </w:rPr>
+        <w:t>解释</w:t>
+      </w:r>
+      <w:r>
+        <w:rPr>
+          <w:rFonts w:hint="eastAsia"/>
+        </w:rPr>
+        <w:t>:</w:t>
+      </w:r>
+      <w:r>
+        <w:rPr>
+          <w:rFonts w:hint="eastAsia"/>
+        </w:rPr>
+        <w:t>请求处理一个视频文件</w:t>
+      </w:r>
+    </w:p>
+    <w:p>
+      <w:r>
+        <w:rPr>
+          <w:rFonts w:hint="eastAsia"/>
+        </w:rPr>
+        <w:t>负载</w:t>
+      </w:r>
+      <w:r>
+        <w:rPr>
+          <w:rFonts w:hint="eastAsia"/>
+        </w:rPr>
+        <w:t>:</w:t>
+      </w:r>
+      <w:r>
+        <w:rPr>
+          <w:rFonts w:hint="eastAsia"/>
+        </w:rPr>
+        <w:t xml:space="preserve"> </w:t>
+      </w:r>
+    </w:p>
+    <w:p>
+      <w:r>
+        <w:t>{</w:t>
+      </w:r>
+    </w:p>
+    <w:p>
+      <w:r>
+        <w:t xml:space="preserve">    "</w:t>
+      </w:r>
+      <w:proofErr w:type="spellStart"/>
+      <w:r>
+        <w:t>tszTimeStart</w:t>
+      </w:r>
+      <w:proofErr w:type="spellEnd"/>
+      <w:r>
+        <w:t>": "2026-06-17 16:02:00",</w:t>
+      </w:r>
+    </w:p>
+    <w:p>
+      <w:r>
+        <w:t xml:space="preserve">    "</w:t>
+      </w:r>
+      <w:proofErr w:type="spellStart"/>
+      <w:r>
+        <w:t>tszEventID</w:t>
+      </w:r>
+      <w:proofErr w:type="spellEnd"/>
+      <w:r>
+        <w:t>": "1001",</w:t>
+      </w:r>
+    </w:p>
+    <w:p>
+      <w:r>
+        <w:t xml:space="preserve">    "</w:t>
+      </w:r>
+      <w:proofErr w:type="spellStart"/>
+      <w:r>
+        <w:t>nTimeDuration</w:t>
+      </w:r>
+      <w:proofErr w:type="spellEnd"/>
+      <w:r>
+        <w:t>": 30</w:t>
+      </w:r>
+    </w:p>
+    <w:p>
+      <w:pPr>
+        <w:ind w:left="440" w:hanging="440"/>
+      </w:pPr>
+      <w:r>
+        <w:t>}</w:t>
+      </w:r>
+    </w:p>
+    <w:p>
+      <w:pPr>
+        <w:pStyle w:val="a"/>
+      </w:pPr>
+      <w:proofErr w:type="spellStart"/>
+      <w:r>
+        <w:t>tszTimeStart</w:t>
+      </w:r>
+      <w:proofErr w:type="spellEnd"/>
+      <w:r>
+        <w:rPr>
+          <w:rFonts w:hint="eastAsia"/>
+        </w:rPr>
+        <w:t>:</w:t>
+      </w:r>
+      <w:r>
+        <w:rPr>
+          <w:rFonts w:hint="eastAsia"/>
+        </w:rPr>
+        <w:t>开始时间</w:t>
+      </w:r>
+    </w:p>
+    <w:p>
+      <w:pPr>
+        <w:pStyle w:val="a"/>
+      </w:pPr>
+      <w:proofErr w:type="spellStart"/>
+      <w:r>
+        <w:t>tszEventID</w:t>
+      </w:r>
+      <w:proofErr w:type="spellEnd"/>
+      <w:r>
+        <w:rPr>
+          <w:rFonts w:hint="eastAsia"/>
+        </w:rPr>
+        <w:t>:</w:t>
+      </w:r>
+      <w:r>
+        <w:rPr>
+          <w:rFonts w:hint="eastAsia"/>
+        </w:rPr>
+        <w:t>事件</w:t>
+      </w:r>
+      <w:r>
+        <w:rPr>
+          <w:rFonts w:hint="eastAsia"/>
+        </w:rPr>
+        <w:t>ID,</w:t>
+      </w:r>
+      <w:r>
+        <w:rPr>
+          <w:rFonts w:hint="eastAsia"/>
+        </w:rPr>
+        <w:t>仅数字</w:t>
+      </w:r>
+    </w:p>
+    <w:p>
+      <w:pPr>
+        <w:pStyle w:val="a"/>
+      </w:pPr>
+      <w:proofErr w:type="spellStart"/>
+      <w:r>
+        <w:t>nTimeDuration</w:t>
+      </w:r>
+      <w:proofErr w:type="spellEnd"/>
+      <w:r>
+        <w:rPr>
+          <w:rFonts w:hint="eastAsia"/>
+        </w:rPr>
+        <w:t>:</w:t>
+      </w:r>
+      <w:r>
+        <w:rPr>
+          <w:rFonts w:hint="eastAsia"/>
+        </w:rPr>
+        <w:t>广告时间</w:t>
+      </w:r>
+    </w:p>
+    <w:p>
+      <w:r>
+        <w:rPr>
+          <w:rFonts w:hint="eastAsia"/>
+        </w:rPr>
+        <w:t>数据格式</w:t>
+      </w:r>
+      <w:r>
+        <w:rPr>
+          <w:rFonts w:hint="eastAsia"/>
+        </w:rPr>
+        <w:t>如下</w:t>
+      </w:r>
+      <w:r>
+        <w:rPr>
+          <w:rFonts w:hint="eastAsia"/>
+        </w:rPr>
+        <w:t>:</w:t>
+      </w:r>
+    </w:p>
+    <w:p>
+      <w:r>
+        <w:t>* SCTE 35 Splice Information, TID 0xFC (252), PID 0x0111 (273)</w:t>
+      </w:r>
+    </w:p>
+    <w:p>
+      <w:r>
+        <w:t xml:space="preserve">  Short section, total size: 40 bytes</w:t>
+      </w:r>
+    </w:p>
+    <w:p>
+      <w:r>
+        <w:t xml:space="preserve">  - Section 0:</w:t>
+      </w:r>
+    </w:p>
+    <w:p>
+      <w:r>
+        <w:t xml:space="preserve">    Protocol version: 0</w:t>
+      </w:r>
+    </w:p>
+    <w:p>
+      <w:r>
+        <w:t xml:space="preserve">    Encryption: none</w:t>
+      </w:r>
+    </w:p>
+    <w:p>
+      <w:r>
+        <w:t xml:space="preserve">    PTS adjustment: 0x000000000</w:t>
+      </w:r>
+    </w:p>
+    <w:p>
+      <w:r>
+        <w:t xml:space="preserve">    CW index: 0x00 (0), tier: 0xFFF (4095)</w:t>
+      </w:r>
+    </w:p>
+    <w:p>
+      <w:r>
+        <w:t xml:space="preserve">    Command type: 0x05 (</w:t>
+      </w:r>
+      <w:proofErr w:type="spellStart"/>
+      <w:r>
+        <w:t>SpliceInsert</w:t>
+      </w:r>
+      <w:proofErr w:type="spellEnd"/>
+      <w:r>
+        <w:t>), size: 20 bytes</w:t>
+      </w:r>
+    </w:p>
+    <w:p>
+      <w:r>
+        <w:t xml:space="preserve">    Splice event id: 0x000003E9 (1001), cancel: 0</w:t>
+      </w:r>
+    </w:p>
+    <w:p>
+      <w:r>
+        <w:t xml:space="preserve">    Out of network: yes, program splice: yes, duration set: yes, immediate: no</w:t>
+      </w:r>
+    </w:p>
+    <w:p>
+      <w:r>
+        <w:t xml:space="preserve">    Time PTS: 0x000260232 (2,490,930, 27,677 </w:t>
+      </w:r>
+      <w:proofErr w:type="spellStart"/>
+      <w:r>
+        <w:t>ms</w:t>
+      </w:r>
+      <w:proofErr w:type="spellEnd"/>
+      <w:r>
+        <w:t>)</w:t>
+      </w:r>
+    </w:p>
+    <w:p>
+      <w:r>
+        <w:t xml:space="preserve">    Duration PTS: 0x0002932E0 (2,700,000, 30,000 </w:t>
+      </w:r>
+      <w:proofErr w:type="spellStart"/>
+      <w:r>
+        <w:t>ms</w:t>
+      </w:r>
+      <w:proofErr w:type="spellEnd"/>
+      <w:r>
+        <w:t>), auto return: yes</w:t>
+      </w:r>
+    </w:p>
+    <w:p>
+      <w:r>
+        <w:t xml:space="preserve">    Unique program id: 0x0001 (1), avail: 0x00 (0), avails expected: 0</w:t>
+      </w:r>
+    </w:p>
+    <w:p>
+      <w:r>
+        <w:t xml:space="preserve">    CRC32: 0xAC4E5C2E (OK)</w:t>
+      </w:r>
+    </w:p>
+    <w:p>
+      <w:pPr>
+        <w:pStyle w:val="3"/>
+      </w:pPr>
+      <w:bookmarkStart w:id="43" w:name="_Toc233732817"/>
+      <w:r>
+        <w:rPr>
+          <w:rFonts w:hint="eastAsia"/>
+        </w:rPr>
+        <w:lastRenderedPageBreak/>
+        <w:t xml:space="preserve">1.11.2 </w:t>
+      </w:r>
+      <w:r>
+        <w:rPr>
+          <w:rFonts w:hint="eastAsia"/>
+        </w:rPr>
+        <w:t>回复</w:t>
+      </w:r>
+      <w:bookmarkEnd w:id="43"/>
+    </w:p>
+    <w:p>
+      <w:pPr>
         <w:pStyle w:val="1"/>
       </w:pPr>
-      <w:bookmarkStart w:id="41" w:name="_Toc226636078"/>
+      <w:bookmarkStart w:id="44" w:name="_Toc233732818"/>
       <w:r>
         <w:rPr>
           <w:rFonts w:hint="eastAsia"/>
@@ -20339,7 +20986,7 @@
         </w:rPr>
         <w:t>启动模式</w:t>
       </w:r>
-      <w:bookmarkEnd w:id="41"/>
+      <w:bookmarkEnd w:id="44"/>
     </w:p>
     <w:p>
       <w:pPr>
@@ -20405,7 +21052,7 @@
       <w:pPr>
         <w:pStyle w:val="2"/>
       </w:pPr>
-      <w:bookmarkStart w:id="42" w:name="_Toc226636079"/>
+      <w:bookmarkStart w:id="45" w:name="_Toc233732819"/>
       <w:r>
         <w:rPr>
           <w:rFonts w:hint="eastAsia"/>
@@ -20418,7 +21065,7 @@
         </w:rPr>
         <w:t>服务启动</w:t>
       </w:r>
-      <w:bookmarkEnd w:id="42"/>
+      <w:bookmarkEnd w:id="45"/>
     </w:p>
     <w:p>
       <w:pPr>
@@ -20540,7 +21187,7 @@
       <w:pPr>
         <w:pStyle w:val="2"/>
       </w:pPr>
-      <w:bookmarkStart w:id="43" w:name="_Toc226636080"/>
+      <w:bookmarkStart w:id="46" w:name="_Toc233732820"/>
       <w:r>
         <w:rPr>
           <w:rFonts w:hint="eastAsia"/>
@@ -20561,7 +21208,7 @@
         </w:rPr>
         <w:t>启动</w:t>
       </w:r>
-      <w:bookmarkEnd w:id="43"/>
+      <w:bookmarkEnd w:id="46"/>
     </w:p>
     <w:p>
       <w:pPr>
@@ -20840,7 +21487,7 @@
       <w:pPr>
         <w:pStyle w:val="1"/>
       </w:pPr>
-      <w:bookmarkStart w:id="44" w:name="_Toc226636081"/>
+      <w:bookmarkStart w:id="47" w:name="_Toc233732821"/>
       <w:r>
         <w:rPr>
           <w:rFonts w:hint="eastAsia"/>
@@ -20859,7 +21506,7 @@
         </w:rPr>
         <w:t>配置文件</w:t>
       </w:r>
-      <w:bookmarkEnd w:id="44"/>
+      <w:bookmarkEnd w:id="47"/>
     </w:p>
     <w:p>
       <w:r>
@@ -20975,7 +21622,7 @@
       <w:pPr>
         <w:pStyle w:val="2"/>
       </w:pPr>
-      <w:bookmarkStart w:id="45" w:name="_Toc226636082"/>
+      <w:bookmarkStart w:id="48" w:name="_Toc233732822"/>
       <w:r>
         <w:rPr>
           <w:rFonts w:hint="eastAsia"/>
@@ -20989,7 +21636,7 @@
         </w:rPr>
         <w:t>XMax</w:t>
       </w:r>
-      <w:bookmarkEnd w:id="45"/>
+      <w:bookmarkEnd w:id="48"/>
       <w:proofErr w:type="spellEnd"/>
     </w:p>
     <w:p>
@@ -21016,7 +21663,7 @@
       <w:pPr>
         <w:pStyle w:val="2"/>
       </w:pPr>
-      <w:bookmarkStart w:id="46" w:name="_Toc226636083"/>
+      <w:bookmarkStart w:id="49" w:name="_Toc233732823"/>
       <w:r>
         <w:rPr>
           <w:rFonts w:hint="eastAsia"/>
@@ -21030,7 +21677,7 @@
         </w:rPr>
         <w:t>XTime</w:t>
       </w:r>
-      <w:bookmarkEnd w:id="46"/>
+      <w:bookmarkEnd w:id="49"/>
       <w:proofErr w:type="spellEnd"/>
     </w:p>
     <w:p>
@@ -21048,51 +21695,564 @@
       <w:pPr>
         <w:pStyle w:val="2"/>
       </w:pPr>
-      <w:bookmarkStart w:id="47" w:name="_Toc226636084"/>
+      <w:bookmarkStart w:id="50" w:name="_Toc233732824"/>
+      <w:r>
+        <w:rPr>
+          <w:rFonts w:hint="eastAsia"/>
+        </w:rPr>
+        <w:t xml:space="preserve">3.3 </w:t>
+      </w:r>
+      <w:proofErr w:type="spellStart"/>
+      <w:r>
+        <w:rPr>
+          <w:rFonts w:hint="eastAsia"/>
+        </w:rPr>
+        <w:t>XLog</w:t>
+      </w:r>
+      <w:bookmarkEnd w:id="50"/>
+      <w:proofErr w:type="spellEnd"/>
+    </w:p>
+    <w:p>
+      <w:pPr>
+        <w:ind w:firstLine="420"/>
+      </w:pPr>
+      <w:r>
+        <w:rPr>
+          <w:rFonts w:hint="eastAsia"/>
+        </w:rPr>
+        <w:t>日志配置</w:t>
+      </w:r>
+    </w:p>
+    <w:p>
+      <w:pPr>
+        <w:pStyle w:val="2"/>
+      </w:pPr>
+      <w:bookmarkStart w:id="51" w:name="_Toc233732825"/>
       <w:r>
         <w:rPr>
           <w:rFonts w:hint="eastAsia"/>
         </w:rPr>
         <w:lastRenderedPageBreak/>
-        <w:t xml:space="preserve">3.3 </w:t>
-      </w:r>
-      <w:proofErr w:type="spellStart"/>
-      <w:r>
-        <w:rPr>
-          <w:rFonts w:hint="eastAsia"/>
-        </w:rPr>
-        <w:t>XLog</w:t>
-      </w:r>
-      <w:bookmarkEnd w:id="47"/>
-      <w:proofErr w:type="spellEnd"/>
+        <w:t>3.</w:t>
+      </w:r>
+      <w:r>
+        <w:rPr>
+          <w:rFonts w:hint="eastAsia"/>
+        </w:rPr>
+        <w:t>4</w:t>
+      </w:r>
+      <w:r>
+        <w:rPr>
+          <w:rFonts w:hint="eastAsia"/>
+        </w:rPr>
+        <w:t xml:space="preserve"> </w:t>
+      </w:r>
+      <w:r>
+        <w:t>XStream</w:t>
+      </w:r>
+      <w:bookmarkEnd w:id="51"/>
     </w:p>
     <w:p>
       <w:pPr>
         <w:ind w:firstLine="420"/>
       </w:pPr>
-      <w:r>
-        <w:rPr>
-          <w:rFonts w:hint="eastAsia"/>
-        </w:rPr>
-        <w:t>日志配置</w:t>
-      </w:r>
+      <w:proofErr w:type="spellStart"/>
+      <w:r>
+        <w:t>nMuxRate</w:t>
+      </w:r>
+      <w:proofErr w:type="spellEnd"/>
+      <w:r>
+        <w:rPr>
+          <w:rFonts w:hint="eastAsia"/>
+        </w:rPr>
+        <w:t>:</w:t>
+      </w:r>
+      <w:r>
+        <w:rPr>
+          <w:rFonts w:hint="eastAsia"/>
+        </w:rPr>
+        <w:t>表示复用码率大小</w:t>
+      </w:r>
+      <w:r>
+        <w:rPr>
+          <w:rFonts w:hint="eastAsia"/>
+        </w:rPr>
+        <w:t>,</w:t>
+      </w:r>
+      <w:r>
+        <w:rPr>
+          <w:rFonts w:hint="eastAsia"/>
+        </w:rPr>
+        <w:t>转成固定码率</w:t>
+      </w:r>
+      <w:r>
+        <w:rPr>
+          <w:rFonts w:hint="eastAsia"/>
+        </w:rPr>
+        <w:t>,</w:t>
+      </w:r>
+      <w:r>
+        <w:rPr>
+          <w:rFonts w:hint="eastAsia"/>
+        </w:rPr>
+        <w:t>比如</w:t>
+      </w:r>
+      <w:r>
+        <w:rPr>
+          <w:rFonts w:hint="eastAsia"/>
+        </w:rPr>
+        <w:t xml:space="preserve">1 </w:t>
+      </w:r>
+      <w:r>
+        <w:rPr>
+          <w:rFonts w:hint="eastAsia"/>
+        </w:rPr>
+        <w:t>表示在原始视频上</w:t>
+      </w:r>
+      <w:r>
+        <w:rPr>
+          <w:rFonts w:hint="eastAsia"/>
+        </w:rPr>
+        <w:t xml:space="preserve">+1M </w:t>
+      </w:r>
+      <w:r>
+        <w:rPr>
+          <w:rFonts w:hint="eastAsia"/>
+        </w:rPr>
+        <w:t>码率</w:t>
+      </w:r>
+      <w:r>
+        <w:rPr>
+          <w:rFonts w:hint="eastAsia"/>
+        </w:rPr>
+        <w:t>,</w:t>
+      </w:r>
+      <w:r>
+        <w:rPr>
+          <w:rFonts w:hint="eastAsia"/>
+        </w:rPr>
+        <w:t>直播流不支持</w:t>
+      </w:r>
+    </w:p>
+    <w:p>
+      <w:pPr>
+        <w:pStyle w:val="1"/>
+      </w:pPr>
+      <w:bookmarkStart w:id="52" w:name="_Toc233732826"/>
+      <w:r>
+        <w:rPr>
+          <w:rFonts w:hint="eastAsia"/>
+        </w:rPr>
+        <w:t>四</w:t>
+      </w:r>
+      <w:r>
+        <w:rPr>
+          <w:rFonts w:hint="eastAsia"/>
+        </w:rPr>
+        <w:t xml:space="preserve"> </w:t>
+      </w:r>
+      <w:r>
+        <w:rPr>
+          <w:rFonts w:hint="eastAsia"/>
+        </w:rPr>
+        <w:t>启动命令</w:t>
+      </w:r>
+      <w:bookmarkEnd w:id="52"/>
+    </w:p>
+    <w:p>
+      <w:pPr>
+        <w:ind w:firstLine="420"/>
+      </w:pPr>
+      <w:r>
+        <w:rPr>
+          <w:rFonts w:hint="eastAsia"/>
+        </w:rPr>
+        <w:t>支持更多启动命令</w:t>
+      </w:r>
+      <w:r>
+        <w:rPr>
+          <w:rFonts w:hint="eastAsia"/>
+        </w:rPr>
+        <w:t>,</w:t>
+      </w:r>
+      <w:r>
+        <w:rPr>
+          <w:rFonts w:hint="eastAsia"/>
+        </w:rPr>
+        <w:t>如果需要更多详细的日志</w:t>
+      </w:r>
+      <w:r>
+        <w:rPr>
+          <w:rFonts w:hint="eastAsia"/>
+        </w:rPr>
+        <w:t>,</w:t>
+      </w:r>
+      <w:r>
+        <w:rPr>
+          <w:rFonts w:hint="eastAsia"/>
+        </w:rPr>
+        <w:t>可以使用</w:t>
+      </w:r>
+      <w:r>
+        <w:rPr>
+          <w:rFonts w:hint="eastAsia"/>
+        </w:rPr>
+        <w:t xml:space="preserve"> -l debug </w:t>
+      </w:r>
+      <w:r>
+        <w:rPr>
+          <w:rFonts w:hint="eastAsia"/>
+        </w:rPr>
+        <w:t>参数</w:t>
+      </w:r>
+      <w:r>
+        <w:rPr>
+          <w:rFonts w:hint="eastAsia"/>
+        </w:rPr>
+        <w:t>,</w:t>
+      </w:r>
+      <w:r>
+        <w:rPr>
+          <w:rFonts w:hint="eastAsia"/>
+        </w:rPr>
+        <w:t>配置日志为</w:t>
+      </w:r>
+      <w:r>
+        <w:rPr>
+          <w:rFonts w:hint="eastAsia"/>
+        </w:rPr>
+        <w:t>debug</w:t>
+      </w:r>
+      <w:r>
+        <w:rPr>
+          <w:rFonts w:hint="eastAsia"/>
+        </w:rPr>
+        <w:t>级别</w:t>
+      </w:r>
+      <w:r>
+        <w:rPr>
+          <w:rFonts w:hint="eastAsia"/>
+        </w:rPr>
+        <w:t>.</w:t>
+      </w:r>
+      <w:r>
+        <w:rPr>
+          <w:rFonts w:hint="eastAsia"/>
+        </w:rPr>
+        <w:t>默认为</w:t>
+      </w:r>
+      <w:r>
+        <w:rPr>
+          <w:rFonts w:hint="eastAsia"/>
+        </w:rPr>
+        <w:t>-l info</w:t>
+      </w:r>
+      <w:r>
+        <w:rPr>
+          <w:rFonts w:hint="eastAsia"/>
+        </w:rPr>
+        <w:t>级别</w:t>
+      </w:r>
+      <w:r>
+        <w:rPr>
+          <w:rFonts w:hint="eastAsia"/>
+        </w:rPr>
+        <w:t>.</w:t>
+      </w:r>
+      <w:r>
+        <w:rPr>
+          <w:rFonts w:hint="eastAsia"/>
+        </w:rPr>
+        <w:t>如果是测试验证问题</w:t>
+      </w:r>
+      <w:r>
+        <w:rPr>
+          <w:rFonts w:hint="eastAsia"/>
+        </w:rPr>
+        <w:t>,</w:t>
+      </w:r>
+      <w:r>
+        <w:rPr>
+          <w:rFonts w:hint="eastAsia"/>
+        </w:rPr>
+        <w:t>使用</w:t>
+      </w:r>
+      <w:r>
+        <w:rPr>
+          <w:rFonts w:hint="eastAsia"/>
+        </w:rPr>
+        <w:t>-</w:t>
+      </w:r>
+      <w:r>
+        <w:rPr>
+          <w:rFonts w:hint="eastAsia"/>
+        </w:rPr>
+        <w:t xml:space="preserve">l detail </w:t>
+      </w:r>
+      <w:r>
+        <w:rPr>
+          <w:rFonts w:hint="eastAsia"/>
+        </w:rPr>
+        <w:t>详细日志</w:t>
+      </w:r>
+      <w:r>
+        <w:rPr>
+          <w:rFonts w:hint="eastAsia"/>
+        </w:rPr>
+        <w:t xml:space="preserve">,-l debug </w:t>
+      </w:r>
+      <w:r>
+        <w:rPr>
+          <w:rFonts w:hint="eastAsia"/>
+        </w:rPr>
+        <w:t>最大日志</w:t>
+      </w:r>
+      <w:r>
+        <w:rPr>
+          <w:rFonts w:hint="eastAsia"/>
+        </w:rPr>
+        <w:t>.</w:t>
+      </w:r>
+      <w:r>
+        <w:rPr>
+          <w:rFonts w:hint="eastAsia"/>
+        </w:rPr>
+        <w:t>参数启动</w:t>
+      </w:r>
+    </w:p>
+    <w:p>
+      <w:pPr>
+        <w:pStyle w:val="1"/>
+      </w:pPr>
+      <w:bookmarkStart w:id="53" w:name="_Toc233732827"/>
+      <w:r>
+        <w:rPr>
+          <w:rFonts w:hint="eastAsia"/>
+        </w:rPr>
+        <w:t>五</w:t>
+      </w:r>
+      <w:r>
+        <w:rPr>
+          <w:rFonts w:hint="eastAsia"/>
+        </w:rPr>
+        <w:t xml:space="preserve"> HTTP</w:t>
+      </w:r>
+      <w:r>
+        <w:rPr>
+          <w:rFonts w:hint="eastAsia"/>
+        </w:rPr>
+        <w:t>验证</w:t>
+      </w:r>
+      <w:bookmarkEnd w:id="53"/>
+    </w:p>
+    <w:p>
+      <w:pPr>
+        <w:ind w:firstLine="420"/>
+      </w:pPr>
+      <w:r>
+        <w:rPr>
+          <w:rFonts w:hint="eastAsia"/>
+        </w:rPr>
+        <w:t>现在启用</w:t>
+      </w:r>
+      <w:r>
+        <w:rPr>
+          <w:rFonts w:hint="eastAsia"/>
+        </w:rPr>
+        <w:t>HTTP</w:t>
+      </w:r>
+      <w:r>
+        <w:rPr>
+          <w:rFonts w:hint="eastAsia"/>
+        </w:rPr>
+        <w:t>接口验证</w:t>
+      </w:r>
+      <w:r>
+        <w:rPr>
+          <w:rFonts w:hint="eastAsia"/>
+        </w:rPr>
+        <w:t>,HTTP</w:t>
+      </w:r>
+      <w:r>
+        <w:rPr>
+          <w:rFonts w:hint="eastAsia"/>
+        </w:rPr>
+        <w:t>接口处理的时候需要添加验证功能</w:t>
+      </w:r>
+      <w:r>
+        <w:rPr>
+          <w:rFonts w:hint="eastAsia"/>
+        </w:rPr>
+        <w:t>,</w:t>
+      </w:r>
+      <w:r>
+        <w:rPr>
+          <w:rFonts w:hint="eastAsia"/>
+        </w:rPr>
+        <w:t>请求的客户端应该默认支持</w:t>
+      </w:r>
+      <w:r>
+        <w:rPr>
+          <w:rFonts w:hint="eastAsia"/>
+        </w:rPr>
+        <w:t>Basic</w:t>
+      </w:r>
+      <w:r>
+        <w:rPr>
+          <w:rFonts w:hint="eastAsia"/>
+        </w:rPr>
+        <w:t>和</w:t>
+      </w:r>
+      <w:r>
+        <w:rPr>
+          <w:rFonts w:hint="eastAsia"/>
+        </w:rPr>
+        <w:t>Digest</w:t>
+      </w:r>
+      <w:r>
+        <w:rPr>
+          <w:rFonts w:hint="eastAsia"/>
+        </w:rPr>
+        <w:t>两种方式验证</w:t>
+      </w:r>
+      <w:r>
+        <w:rPr>
+          <w:rFonts w:hint="eastAsia"/>
+        </w:rPr>
+        <w:t>.</w:t>
+      </w:r>
+      <w:r>
+        <w:rPr>
+          <w:rFonts w:hint="eastAsia"/>
+        </w:rPr>
+        <w:t>默认接口用户密码为</w:t>
+      </w:r>
+      <w:r>
+        <w:rPr>
+          <w:rFonts w:hint="eastAsia"/>
+        </w:rPr>
+        <w:t>,</w:t>
+      </w:r>
+      <w:r>
+        <w:rPr>
+          <w:rFonts w:hint="eastAsia"/>
+        </w:rPr>
+        <w:t>用户名</w:t>
+      </w:r>
+      <w:r>
+        <w:rPr>
+          <w:rFonts w:hint="eastAsia"/>
+        </w:rPr>
+        <w:t>:</w:t>
+      </w:r>
+      <w:r>
+        <w:rPr>
+          <w:rFonts w:hint="eastAsia"/>
+        </w:rPr>
+        <w:t>123123aa</w:t>
+      </w:r>
+      <w:r>
+        <w:rPr>
+          <w:rFonts w:hint="eastAsia"/>
+        </w:rPr>
+        <w:t>,</w:t>
+      </w:r>
+      <w:r>
+        <w:rPr>
+          <w:rFonts w:hint="eastAsia"/>
+        </w:rPr>
+        <w:t>密码</w:t>
+      </w:r>
+      <w:r>
+        <w:rPr>
+          <w:rFonts w:hint="eastAsia"/>
+        </w:rPr>
+        <w:t>:</w:t>
+      </w:r>
+      <w:r>
+        <w:rPr>
+          <w:rFonts w:hint="eastAsia"/>
+        </w:rPr>
+        <w:t>123123</w:t>
+      </w:r>
+    </w:p>
+    <w:p>
+      <w:pPr>
+        <w:ind w:firstLine="420"/>
+      </w:pPr>
+      <w:r>
+        <w:rPr>
+          <w:rFonts w:hint="eastAsia"/>
+        </w:rPr>
+        <w:t>如果需要关闭</w:t>
+      </w:r>
+      <w:r>
+        <w:rPr>
+          <w:rFonts w:hint="eastAsia"/>
+        </w:rPr>
+        <w:t>,</w:t>
+      </w:r>
+      <w:r>
+        <w:rPr>
+          <w:rFonts w:hint="eastAsia"/>
+        </w:rPr>
+        <w:t>请把</w:t>
+      </w:r>
+      <w:proofErr w:type="spellStart"/>
+      <w:r>
+        <w:t>XHttpVer</w:t>
+      </w:r>
+      <w:proofErr w:type="spellEnd"/>
+      <w:r>
+        <w:rPr>
+          <w:rFonts w:hint="eastAsia"/>
+        </w:rPr>
+        <w:t>的</w:t>
+      </w:r>
+      <w:proofErr w:type="spellStart"/>
+      <w:r>
+        <w:rPr>
+          <w:rFonts w:hint="eastAsia"/>
+        </w:rPr>
+        <w:t>bEnable</w:t>
+      </w:r>
+      <w:proofErr w:type="spellEnd"/>
+      <w:r>
+        <w:rPr>
+          <w:rFonts w:hint="eastAsia"/>
+        </w:rPr>
+        <w:t>设置为</w:t>
+      </w:r>
+      <w:r>
+        <w:rPr>
+          <w:rFonts w:hint="eastAsia"/>
+        </w:rPr>
+        <w:t>false</w:t>
+      </w:r>
+    </w:p>
+    <w:p>
+      <w:pPr>
+        <w:pStyle w:val="1"/>
+      </w:pPr>
+      <w:bookmarkStart w:id="54" w:name="_Toc233732828"/>
+      <w:r>
+        <w:rPr>
+          <w:rFonts w:hint="eastAsia"/>
+        </w:rPr>
+        <w:t>附录</w:t>
+      </w:r>
+      <w:bookmarkEnd w:id="54"/>
     </w:p>
     <w:p>
       <w:pPr>
         <w:pStyle w:val="2"/>
       </w:pPr>
-      <w:bookmarkStart w:id="48" w:name="_Toc226636085"/>
-      <w:r>
-        <w:rPr>
-          <w:rFonts w:hint="eastAsia"/>
-        </w:rPr>
-        <w:t>3.</w:t>
-      </w:r>
-      <w:r>
-        <w:rPr>
-          <w:rFonts w:hint="eastAsia"/>
-        </w:rPr>
-        <w:t>4</w:t>
+      <w:bookmarkStart w:id="55" w:name="_Toc233732829"/>
+      <w:r>
+        <w:rPr>
+          <w:rFonts w:hint="eastAsia"/>
+        </w:rPr>
+        <w:t>附录</w:t>
       </w:r>
       <w:r>
         <w:rPr>
@@ -21101,525 +22261,12 @@
         <w:t xml:space="preserve"> </w:t>
       </w:r>
       <w:r>
-        <w:t>XStream</w:t>
-      </w:r>
-      <w:bookmarkEnd w:id="48"/>
-    </w:p>
-    <w:p>
-      <w:pPr>
-        <w:ind w:firstLine="420"/>
-      </w:pPr>
-      <w:proofErr w:type="spellStart"/>
-      <w:r>
-        <w:t>nMuxRate</w:t>
-      </w:r>
-      <w:proofErr w:type="spellEnd"/>
-      <w:r>
-        <w:rPr>
-          <w:rFonts w:hint="eastAsia"/>
-        </w:rPr>
-        <w:t>:</w:t>
-      </w:r>
-      <w:r>
-        <w:rPr>
-          <w:rFonts w:hint="eastAsia"/>
-        </w:rPr>
-        <w:t>表示复用码率大小</w:t>
-      </w:r>
-      <w:r>
-        <w:rPr>
-          <w:rFonts w:hint="eastAsia"/>
-        </w:rPr>
-        <w:t>,</w:t>
-      </w:r>
-      <w:r>
-        <w:rPr>
-          <w:rFonts w:hint="eastAsia"/>
-        </w:rPr>
-        <w:t>转成固定码率</w:t>
-      </w:r>
-      <w:r>
-        <w:rPr>
-          <w:rFonts w:hint="eastAsia"/>
-        </w:rPr>
-        <w:t>,</w:t>
-      </w:r>
-      <w:r>
-        <w:rPr>
-          <w:rFonts w:hint="eastAsia"/>
-        </w:rPr>
-        <w:t>比如</w:t>
-      </w:r>
-      <w:r>
-        <w:rPr>
-          <w:rFonts w:hint="eastAsia"/>
-        </w:rPr>
-        <w:t xml:space="preserve">1 </w:t>
-      </w:r>
-      <w:r>
-        <w:rPr>
-          <w:rFonts w:hint="eastAsia"/>
-        </w:rPr>
-        <w:t>表示在原始视频上</w:t>
-      </w:r>
-      <w:r>
-        <w:rPr>
-          <w:rFonts w:hint="eastAsia"/>
-        </w:rPr>
-        <w:t xml:space="preserve">+1M </w:t>
-      </w:r>
-      <w:r>
-        <w:rPr>
-          <w:rFonts w:hint="eastAsia"/>
-        </w:rPr>
-        <w:t>码率</w:t>
-      </w:r>
-      <w:r>
-        <w:rPr>
-          <w:rFonts w:hint="eastAsia"/>
-        </w:rPr>
-        <w:t>,</w:t>
-      </w:r>
-      <w:r>
-        <w:rPr>
-          <w:rFonts w:hint="eastAsia"/>
-        </w:rPr>
-        <w:t>直播流不支持</w:t>
-      </w:r>
-    </w:p>
-    <w:p>
-      <w:pPr>
-        <w:pStyle w:val="1"/>
-      </w:pPr>
-      <w:bookmarkStart w:id="49" w:name="_Toc226636086"/>
-      <w:r>
-        <w:rPr>
-          <w:rFonts w:hint="eastAsia"/>
-        </w:rPr>
-        <w:t>四</w:t>
-      </w:r>
-      <w:r>
-        <w:rPr>
-          <w:rFonts w:hint="eastAsia"/>
-        </w:rPr>
-        <w:t xml:space="preserve"> </w:t>
-      </w:r>
-      <w:r>
-        <w:rPr>
-          <w:rFonts w:hint="eastAsia"/>
-        </w:rPr>
-        <w:t>启动命令</w:t>
-      </w:r>
-      <w:bookmarkEnd w:id="49"/>
-    </w:p>
-    <w:p>
-      <w:pPr>
-        <w:ind w:firstLine="420"/>
-      </w:pPr>
-      <w:r>
-        <w:rPr>
-          <w:rFonts w:hint="eastAsia"/>
-        </w:rPr>
-        <w:t>支持更多启动命令</w:t>
-      </w:r>
-      <w:r>
-        <w:rPr>
-          <w:rFonts w:hint="eastAsia"/>
-        </w:rPr>
-        <w:t>,</w:t>
-      </w:r>
-      <w:r>
-        <w:rPr>
-          <w:rFonts w:hint="eastAsia"/>
-        </w:rPr>
-        <w:t>如果需要更多详细的日志</w:t>
-      </w:r>
-      <w:r>
-        <w:rPr>
-          <w:rFonts w:hint="eastAsia"/>
-        </w:rPr>
-        <w:t>,</w:t>
-      </w:r>
-      <w:r>
-        <w:rPr>
-          <w:rFonts w:hint="eastAsia"/>
-        </w:rPr>
-        <w:t>可以使用</w:t>
-      </w:r>
-      <w:r>
-        <w:rPr>
-          <w:rFonts w:hint="eastAsia"/>
-        </w:rPr>
-        <w:t xml:space="preserve"> -l debug </w:t>
-      </w:r>
-      <w:r>
-        <w:rPr>
-          <w:rFonts w:hint="eastAsia"/>
-        </w:rPr>
-        <w:t>参数</w:t>
-      </w:r>
-      <w:r>
-        <w:rPr>
-          <w:rFonts w:hint="eastAsia"/>
-        </w:rPr>
-        <w:t>,</w:t>
-      </w:r>
-      <w:r>
-        <w:rPr>
-          <w:rFonts w:hint="eastAsia"/>
-        </w:rPr>
-        <w:t>配置日志为</w:t>
-      </w:r>
-      <w:r>
-        <w:rPr>
-          <w:rFonts w:hint="eastAsia"/>
-        </w:rPr>
-        <w:t>debug</w:t>
-      </w:r>
-      <w:r>
-        <w:rPr>
-          <w:rFonts w:hint="eastAsia"/>
-        </w:rPr>
-        <w:t>级别</w:t>
-      </w:r>
-      <w:r>
-        <w:rPr>
-          <w:rFonts w:hint="eastAsia"/>
-        </w:rPr>
-        <w:t>.</w:t>
-      </w:r>
-      <w:r>
-        <w:rPr>
-          <w:rFonts w:hint="eastAsia"/>
-        </w:rPr>
-        <w:t>默认为</w:t>
-      </w:r>
-      <w:r>
-        <w:rPr>
-          <w:rFonts w:hint="eastAsia"/>
-        </w:rPr>
-        <w:t>-l info</w:t>
-      </w:r>
-      <w:r>
-        <w:rPr>
-          <w:rFonts w:hint="eastAsia"/>
-        </w:rPr>
-        <w:t>级别</w:t>
-      </w:r>
-      <w:r>
-        <w:rPr>
-          <w:rFonts w:hint="eastAsia"/>
-        </w:rPr>
-        <w:t>.</w:t>
-      </w:r>
-      <w:r>
-        <w:rPr>
-          <w:rFonts w:hint="eastAsia"/>
-        </w:rPr>
-        <w:t>如果是测试验证问题</w:t>
-      </w:r>
-      <w:r>
-        <w:rPr>
-          <w:rFonts w:hint="eastAsia"/>
-        </w:rPr>
-        <w:t>,</w:t>
-      </w:r>
-      <w:r>
-        <w:rPr>
-          <w:rFonts w:hint="eastAsia"/>
-        </w:rPr>
-        <w:t>使用</w:t>
-      </w:r>
-      <w:r>
-        <w:rPr>
-          <w:rFonts w:hint="eastAsia"/>
-        </w:rPr>
-        <w:t>-</w:t>
-      </w:r>
-      <w:r>
-        <w:rPr>
-          <w:rFonts w:hint="eastAsia"/>
-        </w:rPr>
-        <w:t xml:space="preserve">l detail </w:t>
-      </w:r>
-      <w:r>
-        <w:rPr>
-          <w:rFonts w:hint="eastAsia"/>
-        </w:rPr>
-        <w:t>详细日志</w:t>
-      </w:r>
-      <w:r>
-        <w:rPr>
-          <w:rFonts w:hint="eastAsia"/>
-        </w:rPr>
-        <w:t xml:space="preserve">,-l debug </w:t>
-      </w:r>
-      <w:r>
-        <w:rPr>
-          <w:rFonts w:hint="eastAsia"/>
-        </w:rPr>
-        <w:t>最大日志</w:t>
-      </w:r>
-      <w:r>
-        <w:rPr>
-          <w:rFonts w:hint="eastAsia"/>
-        </w:rPr>
-        <w:t>.</w:t>
-      </w:r>
-      <w:r>
-        <w:rPr>
-          <w:rFonts w:hint="eastAsia"/>
-        </w:rPr>
-        <w:t>参数启动</w:t>
-      </w:r>
-    </w:p>
-    <w:p>
-      <w:pPr>
-        <w:pStyle w:val="1"/>
-      </w:pPr>
-      <w:bookmarkStart w:id="50" w:name="_Toc226636087"/>
-      <w:r>
-        <w:rPr>
-          <w:rFonts w:hint="eastAsia"/>
-        </w:rPr>
-        <w:t>五</w:t>
-      </w:r>
-      <w:r>
-        <w:rPr>
-          <w:rFonts w:hint="eastAsia"/>
-        </w:rPr>
-        <w:t xml:space="preserve"> HTTP</w:t>
-      </w:r>
-      <w:r>
-        <w:rPr>
-          <w:rFonts w:hint="eastAsia"/>
-        </w:rPr>
-        <w:t>验证</w:t>
-      </w:r>
-      <w:bookmarkEnd w:id="50"/>
-    </w:p>
-    <w:p>
-      <w:pPr>
-        <w:ind w:firstLine="420"/>
-      </w:pPr>
-      <w:r>
-        <w:rPr>
-          <w:rFonts w:hint="eastAsia"/>
-        </w:rPr>
-        <w:t>现在启用</w:t>
-      </w:r>
-      <w:r>
-        <w:rPr>
-          <w:rFonts w:hint="eastAsia"/>
-        </w:rPr>
-        <w:t>HTTP</w:t>
-      </w:r>
-      <w:r>
-        <w:rPr>
-          <w:rFonts w:hint="eastAsia"/>
-        </w:rPr>
-        <w:t>接口验证</w:t>
-      </w:r>
-      <w:r>
-        <w:rPr>
-          <w:rFonts w:hint="eastAsia"/>
-        </w:rPr>
-        <w:t>,HTTP</w:t>
-      </w:r>
-      <w:r>
-        <w:rPr>
-          <w:rFonts w:hint="eastAsia"/>
-        </w:rPr>
-        <w:t>接口处理的时候需要添加验证功能</w:t>
-      </w:r>
-      <w:r>
-        <w:rPr>
-          <w:rFonts w:hint="eastAsia"/>
-        </w:rPr>
-        <w:t>,</w:t>
-      </w:r>
-      <w:r>
-        <w:rPr>
-          <w:rFonts w:hint="eastAsia"/>
-        </w:rPr>
-        <w:t>请求的客户端应该默认支持</w:t>
-      </w:r>
-      <w:r>
-        <w:rPr>
-          <w:rFonts w:hint="eastAsia"/>
-        </w:rPr>
-        <w:t>Basic</w:t>
-      </w:r>
-      <w:r>
-        <w:rPr>
-          <w:rFonts w:hint="eastAsia"/>
-        </w:rPr>
-        <w:t>和</w:t>
-      </w:r>
-      <w:r>
-        <w:rPr>
-          <w:rFonts w:hint="eastAsia"/>
-        </w:rPr>
-        <w:t>Digest</w:t>
-      </w:r>
-      <w:r>
-        <w:rPr>
-          <w:rFonts w:hint="eastAsia"/>
-        </w:rPr>
-        <w:t>两种方式验证</w:t>
-      </w:r>
-      <w:r>
-        <w:rPr>
-          <w:rFonts w:hint="eastAsia"/>
-        </w:rPr>
-        <w:t>.</w:t>
-      </w:r>
-      <w:r>
-        <w:rPr>
-          <w:rFonts w:hint="eastAsia"/>
-        </w:rPr>
-        <w:t>默认接口用户密码为</w:t>
-      </w:r>
-      <w:r>
-        <w:rPr>
-          <w:rFonts w:hint="eastAsia"/>
-        </w:rPr>
-        <w:t>,</w:t>
-      </w:r>
-      <w:r>
-        <w:rPr>
-          <w:rFonts w:hint="eastAsia"/>
-        </w:rPr>
-        <w:t>用户名</w:t>
-      </w:r>
-      <w:r>
-        <w:rPr>
-          <w:rFonts w:hint="eastAsia"/>
-        </w:rPr>
-        <w:t>:</w:t>
-      </w:r>
-      <w:r>
-        <w:rPr>
-          <w:rFonts w:hint="eastAsia"/>
-        </w:rPr>
-        <w:t>123123aa</w:t>
-      </w:r>
-      <w:r>
-        <w:rPr>
-          <w:rFonts w:hint="eastAsia"/>
-        </w:rPr>
-        <w:t>,</w:t>
-      </w:r>
-      <w:r>
-        <w:rPr>
-          <w:rFonts w:hint="eastAsia"/>
-        </w:rPr>
-        <w:t>密码</w:t>
-      </w:r>
-      <w:r>
-        <w:rPr>
-          <w:rFonts w:hint="eastAsia"/>
-        </w:rPr>
-        <w:t>:</w:t>
-      </w:r>
-      <w:r>
-        <w:rPr>
-          <w:rFonts w:hint="eastAsia"/>
-        </w:rPr>
-        <w:t>123123</w:t>
-      </w:r>
-    </w:p>
-    <w:p>
-      <w:pPr>
-        <w:ind w:firstLine="420"/>
-      </w:pPr>
-      <w:r>
-        <w:rPr>
-          <w:rFonts w:hint="eastAsia"/>
-        </w:rPr>
-        <w:t>如果需要关闭</w:t>
-      </w:r>
-      <w:r>
-        <w:rPr>
-          <w:rFonts w:hint="eastAsia"/>
-        </w:rPr>
-        <w:t>,</w:t>
-      </w:r>
-      <w:r>
-        <w:rPr>
-          <w:rFonts w:hint="eastAsia"/>
-        </w:rPr>
-        <w:t>请把</w:t>
-      </w:r>
-      <w:proofErr w:type="spellStart"/>
-      <w:r>
-        <w:t>XHttpVer</w:t>
-      </w:r>
-      <w:proofErr w:type="spellEnd"/>
-      <w:r>
-        <w:rPr>
-          <w:rFonts w:hint="eastAsia"/>
-        </w:rPr>
-        <w:t>的</w:t>
-      </w:r>
-      <w:proofErr w:type="spellStart"/>
-      <w:r>
-        <w:rPr>
-          <w:rFonts w:hint="eastAsia"/>
-        </w:rPr>
-        <w:t>bEnable</w:t>
-      </w:r>
-      <w:proofErr w:type="spellEnd"/>
-      <w:r>
-        <w:rPr>
-          <w:rFonts w:hint="eastAsia"/>
-        </w:rPr>
-        <w:t>设置为</w:t>
-      </w:r>
-      <w:r>
-        <w:rPr>
-          <w:rFonts w:hint="eastAsia"/>
-        </w:rPr>
-        <w:t>false</w:t>
-      </w:r>
-    </w:p>
-    <w:p>
-      <w:pPr>
-        <w:pStyle w:val="1"/>
-      </w:pPr>
-      <w:bookmarkStart w:id="51" w:name="_Toc226636088"/>
-      <w:r>
-        <w:rPr>
-          <w:rFonts w:hint="eastAsia"/>
-        </w:rPr>
-        <w:t>附录</w:t>
-      </w:r>
-      <w:bookmarkEnd w:id="51"/>
-    </w:p>
-    <w:p>
-      <w:pPr>
-        <w:pStyle w:val="2"/>
-      </w:pPr>
-      <w:bookmarkStart w:id="52" w:name="_Toc226636089"/>
-      <w:r>
-        <w:rPr>
-          <w:rFonts w:hint="eastAsia"/>
-        </w:rPr>
-        <w:t>附录</w:t>
-      </w:r>
-      <w:r>
-        <w:rPr>
-          <w:rFonts w:hint="eastAsia"/>
-        </w:rPr>
-        <w:t xml:space="preserve"> </w:t>
-      </w:r>
-      <w:r>
         <w:rPr>
           <w:rFonts w:hint="eastAsia"/>
         </w:rPr>
         <w:t>更新历史</w:t>
       </w:r>
-      <w:bookmarkEnd w:id="52"/>
+      <w:bookmarkEnd w:id="55"/>
     </w:p>
     <w:tbl>
       <w:tblPr>
@@ -22084,12 +22731,13 @@
     </w:lvl>
   </w:abstractNum>
   <w:abstractNum w:abstractNumId="2" w15:restartNumberingAfterBreak="0">
-    <w:nsid w:val="1DAB6417"/>
+    <w:nsid w:val="108C06A4"/>
     <w:multiLevelType w:val="hybridMultilevel"/>
-    <w:tmpl w:val="1842DE0E"/>
-    <w:lvl w:ilvl="0" w:tplc="50867FC8">
+    <w:tmpl w:val="164EF43C"/>
+    <w:lvl w:ilvl="0" w:tplc="3350D48A">
       <w:start w:val="1"/>
       <w:numFmt w:val="bullet"/>
+      <w:pStyle w:val="a"/>
       <w:lvlText w:val=""/>
       <w:lvlJc w:val="left"/>
       <w:pPr>
@@ -22197,6 +22845,119 @@
     </w:lvl>
   </w:abstractNum>
   <w:abstractNum w:abstractNumId="3" w15:restartNumberingAfterBreak="0">
+    <w:nsid w:val="1DAB6417"/>
+    <w:multiLevelType w:val="hybridMultilevel"/>
+    <w:tmpl w:val="1842DE0E"/>
+    <w:lvl w:ilvl="0" w:tplc="50867FC8">
+      <w:start w:val="1"/>
+      <w:numFmt w:val="bullet"/>
+      <w:lvlText w:val=""/>
+      <w:lvlJc w:val="left"/>
+      <w:pPr>
+        <w:ind w:left="440" w:hanging="440"/>
+      </w:pPr>
+      <w:rPr>
+        <w:rFonts w:ascii="Wingdings" w:hAnsi="Wingdings" w:hint="default"/>
+      </w:rPr>
+    </w:lvl>
+    <w:lvl w:ilvl="1" w:tplc="04090003" w:tentative="1">
+      <w:start w:val="1"/>
+      <w:numFmt w:val="bullet"/>
+      <w:lvlText w:val=""/>
+      <w:lvlJc w:val="left"/>
+      <w:pPr>
+        <w:ind w:left="880" w:hanging="440"/>
+      </w:pPr>
+      <w:rPr>
+        <w:rFonts w:ascii="Wingdings" w:hAnsi="Wingdings" w:hint="default"/>
+      </w:rPr>
+    </w:lvl>
+    <w:lvl w:ilvl="2" w:tplc="04090005" w:tentative="1">
+      <w:start w:val="1"/>
+      <w:numFmt w:val="bullet"/>
+      <w:lvlText w:val=""/>
+      <w:lvlJc w:val="left"/>
+      <w:pPr>
+        <w:ind w:left="1320" w:hanging="440"/>
+      </w:pPr>
+      <w:rPr>
+        <w:rFonts w:ascii="Wingdings" w:hAnsi="Wingdings" w:hint="default"/>
+      </w:rPr>
+    </w:lvl>
+    <w:lvl w:ilvl="3" w:tplc="04090001" w:tentative="1">
+      <w:start w:val="1"/>
+      <w:numFmt w:val="bullet"/>
+      <w:lvlText w:val=""/>
+      <w:lvlJc w:val="left"/>
+      <w:pPr>
+        <w:ind w:left="1760" w:hanging="440"/>
+      </w:pPr>
+      <w:rPr>
+        <w:rFonts w:ascii="Wingdings" w:hAnsi="Wingdings" w:hint="default"/>
+      </w:rPr>
+    </w:lvl>
+    <w:lvl w:ilvl="4" w:tplc="04090003" w:tentative="1">
+      <w:start w:val="1"/>
+      <w:numFmt w:val="bullet"/>
+      <w:lvlText w:val=""/>
+      <w:lvlJc w:val="left"/>
+      <w:pPr>
+        <w:ind w:left="2200" w:hanging="440"/>
+      </w:pPr>
+      <w:rPr>
+        <w:rFonts w:ascii="Wingdings" w:hAnsi="Wingdings" w:hint="default"/>
+      </w:rPr>
+    </w:lvl>
+    <w:lvl w:ilvl="5" w:tplc="04090005" w:tentative="1">
+      <w:start w:val="1"/>
+      <w:numFmt w:val="bullet"/>
+      <w:lvlText w:val=""/>
+      <w:lvlJc w:val="left"/>
+      <w:pPr>
+        <w:ind w:left="2640" w:hanging="440"/>
+      </w:pPr>
+      <w:rPr>
+        <w:rFonts w:ascii="Wingdings" w:hAnsi="Wingdings" w:hint="default"/>
+      </w:rPr>
+    </w:lvl>
+    <w:lvl w:ilvl="6" w:tplc="04090001" w:tentative="1">
+      <w:start w:val="1"/>
+      <w:numFmt w:val="bullet"/>
+      <w:lvlText w:val=""/>
+      <w:lvlJc w:val="left"/>
+      <w:pPr>
+        <w:ind w:left="3080" w:hanging="440"/>
+      </w:pPr>
+      <w:rPr>
+        <w:rFonts w:ascii="Wingdings" w:hAnsi="Wingdings" w:hint="default"/>
+      </w:rPr>
+    </w:lvl>
+    <w:lvl w:ilvl="7" w:tplc="04090003" w:tentative="1">
+      <w:start w:val="1"/>
+      <w:numFmt w:val="bullet"/>
+      <w:lvlText w:val=""/>
+      <w:lvlJc w:val="left"/>
+      <w:pPr>
+        <w:ind w:left="3520" w:hanging="440"/>
+      </w:pPr>
+      <w:rPr>
+        <w:rFonts w:ascii="Wingdings" w:hAnsi="Wingdings" w:hint="default"/>
+      </w:rPr>
+    </w:lvl>
+    <w:lvl w:ilvl="8" w:tplc="04090005" w:tentative="1">
+      <w:start w:val="1"/>
+      <w:numFmt w:val="bullet"/>
+      <w:lvlText w:val=""/>
+      <w:lvlJc w:val="left"/>
+      <w:pPr>
+        <w:ind w:left="3960" w:hanging="440"/>
+      </w:pPr>
+      <w:rPr>
+        <w:rFonts w:ascii="Wingdings" w:hAnsi="Wingdings" w:hint="default"/>
+      </w:rPr>
+    </w:lvl>
+  </w:abstractNum>
+  <w:abstractNum w:abstractNumId="4" w15:restartNumberingAfterBreak="0">
     <w:nsid w:val="22AA845C"/>
     <w:multiLevelType w:val="multilevel"/>
     <w:tmpl w:val="22AA845C"/>
@@ -22318,7 +23079,7 @@
       </w:rPr>
     </w:lvl>
   </w:abstractNum>
-  <w:abstractNum w:abstractNumId="4" w15:restartNumberingAfterBreak="0">
+  <w:abstractNum w:abstractNumId="5" w15:restartNumberingAfterBreak="0">
     <w:nsid w:val="243118CB"/>
     <w:multiLevelType w:val="hybridMultilevel"/>
     <w:tmpl w:val="0D2E12DC"/>
@@ -22431,14 +23192,13 @@
       </w:rPr>
     </w:lvl>
   </w:abstractNum>
-  <w:abstractNum w:abstractNumId="5" w15:restartNumberingAfterBreak="0">
+  <w:abstractNum w:abstractNumId="6" w15:restartNumberingAfterBreak="0">
     <w:nsid w:val="282E1AFF"/>
     <w:multiLevelType w:val="hybridMultilevel"/>
     <w:tmpl w:val="B6BAABAC"/>
     <w:lvl w:ilvl="0" w:tplc="4F9435F4">
       <w:start w:val="1"/>
       <w:numFmt w:val="bullet"/>
-      <w:pStyle w:val="a"/>
       <w:lvlText w:val=""/>
       <w:lvlJc w:val="left"/>
       <w:pPr>
@@ -22545,7 +23305,7 @@
       </w:rPr>
     </w:lvl>
   </w:abstractNum>
-  <w:abstractNum w:abstractNumId="6" w15:restartNumberingAfterBreak="0">
+  <w:abstractNum w:abstractNumId="7" w15:restartNumberingAfterBreak="0">
     <w:nsid w:val="3F765C70"/>
     <w:multiLevelType w:val="hybridMultilevel"/>
     <w:tmpl w:val="DEAE3F9A"/>
@@ -22658,7 +23418,7 @@
       </w:rPr>
     </w:lvl>
   </w:abstractNum>
-  <w:abstractNum w:abstractNumId="7" w15:restartNumberingAfterBreak="0">
+  <w:abstractNum w:abstractNumId="8" w15:restartNumberingAfterBreak="0">
     <w:nsid w:val="6CCD42B8"/>
     <w:multiLevelType w:val="hybridMultilevel"/>
     <w:tmpl w:val="3DE01120"/>
@@ -22771,7 +23531,7 @@
       </w:rPr>
     </w:lvl>
   </w:abstractNum>
-  <w:abstractNum w:abstractNumId="8" w15:restartNumberingAfterBreak="0">
+  <w:abstractNum w:abstractNumId="9" w15:restartNumberingAfterBreak="0">
     <w:nsid w:val="6F8D32B0"/>
     <w:multiLevelType w:val="hybridMultilevel"/>
     <w:tmpl w:val="C5FCF462"/>
@@ -22884,7 +23644,7 @@
       </w:rPr>
     </w:lvl>
   </w:abstractNum>
-  <w:abstractNum w:abstractNumId="9" w15:restartNumberingAfterBreak="0">
+  <w:abstractNum w:abstractNumId="10" w15:restartNumberingAfterBreak="0">
     <w:nsid w:val="766F4192"/>
     <w:multiLevelType w:val="hybridMultilevel"/>
     <w:tmpl w:val="7E528E9A"/>
@@ -22973,7 +23733,7 @@
       </w:pPr>
     </w:lvl>
   </w:abstractNum>
-  <w:abstractNum w:abstractNumId="10" w15:restartNumberingAfterBreak="0">
+  <w:abstractNum w:abstractNumId="11" w15:restartNumberingAfterBreak="0">
     <w:nsid w:val="7C3A099A"/>
     <w:multiLevelType w:val="hybridMultilevel"/>
     <w:tmpl w:val="1B282246"/>
@@ -23063,37 +23823,40 @@
     </w:lvl>
   </w:abstractNum>
   <w:num w:numId="1" w16cid:durableId="891189733">
-    <w:abstractNumId w:val="3"/>
+    <w:abstractNumId w:val="4"/>
   </w:num>
   <w:num w:numId="2" w16cid:durableId="646206761">
     <w:abstractNumId w:val="0"/>
   </w:num>
   <w:num w:numId="3" w16cid:durableId="1186747840">
+    <w:abstractNumId w:val="9"/>
+  </w:num>
+  <w:num w:numId="4" w16cid:durableId="267927458">
     <w:abstractNumId w:val="8"/>
   </w:num>
-  <w:num w:numId="4" w16cid:durableId="267927458">
-    <w:abstractNumId w:val="7"/>
-  </w:num>
   <w:num w:numId="5" w16cid:durableId="622617535">
-    <w:abstractNumId w:val="9"/>
+    <w:abstractNumId w:val="10"/>
   </w:num>
   <w:num w:numId="6" w16cid:durableId="541140292">
-    <w:abstractNumId w:val="10"/>
+    <w:abstractNumId w:val="11"/>
   </w:num>
   <w:num w:numId="7" w16cid:durableId="868378267">
     <w:abstractNumId w:val="1"/>
   </w:num>
   <w:num w:numId="8" w16cid:durableId="1878279796">
-    <w:abstractNumId w:val="2"/>
+    <w:abstractNumId w:val="3"/>
   </w:num>
   <w:num w:numId="9" w16cid:durableId="1095789793">
+    <w:abstractNumId w:val="7"/>
+  </w:num>
+  <w:num w:numId="10" w16cid:durableId="739714778">
+    <w:abstractNumId w:val="5"/>
+  </w:num>
+  <w:num w:numId="11" w16cid:durableId="1690135082">
     <w:abstractNumId w:val="6"/>
   </w:num>
-  <w:num w:numId="10" w16cid:durableId="739714778">
-    <w:abstractNumId w:val="4"/>
-  </w:num>
-  <w:num w:numId="11" w16cid:durableId="1690135082">
-    <w:abstractNumId w:val="5"/>
+  <w:num w:numId="12" w16cid:durableId="1297494659">
+    <w:abstractNumId w:val="2"/>
   </w:num>
 </w:numbering>
 </file>
@@ -23914,10 +24677,10 @@
     <w:autoRedefine/>
     <w:uiPriority w:val="34"/>
     <w:qFormat/>
-    <w:rsid w:val="00697E0F"/>
+    <w:rsid w:val="00556731"/>
     <w:pPr>
       <w:numPr>
-        <w:numId w:val="11"/>
+        <w:numId w:val="12"/>
       </w:numPr>
     </w:pPr>
   </w:style>
@@ -24409,10 +25172,6 @@
 </file>
 
 <file path=customXml/item1.xml><?xml version="1.0" encoding="utf-8"?>
-<b:Sources xmlns:b="http://schemas.openxmlformats.org/officeDocument/2006/bibliography" xmlns="http://schemas.openxmlformats.org/officeDocument/2006/bibliography" SelectedStyle="\APASixthEditionOfficeOnline.xsl" StyleName="APA" Version="6"/>
-</file>
-
-<file path=customXml/item2.xml><?xml version="1.0" encoding="utf-8"?>
 <s:customData xmlns="http://www.wps.cn/officeDocument/2013/wpsCustomData" xmlns:s="http://www.wps.cn/officeDocument/2013/wpsCustomData">
   <customSectProps/>
   <customShpExts>
@@ -24421,18 +25180,22 @@
 </s:customData>
 </file>
 
+<file path=customXml/item2.xml><?xml version="1.0" encoding="utf-8"?>
+<b:Sources xmlns:b="http://schemas.openxmlformats.org/officeDocument/2006/bibliography" xmlns="http://schemas.openxmlformats.org/officeDocument/2006/bibliography" SelectedStyle="\APASixthEditionOfficeOnline.xsl" StyleName="APA" Version="6"/>
+</file>
+
 <file path=customXml/itemProps1.xml><?xml version="1.0" encoding="utf-8"?>
+<ds:datastoreItem xmlns:ds="http://schemas.openxmlformats.org/officeDocument/2006/customXml" ds:itemID="{B1977F7D-205B-4081-913C-38D41E755F92}">
+  <ds:schemaRefs>
+    <ds:schemaRef ds:uri="http://www.wps.cn/officeDocument/2013/wpsCustomData"/>
+  </ds:schemaRefs>
+</ds:datastoreItem>
+</file>
+
+<file path=customXml/itemProps2.xml><?xml version="1.0" encoding="utf-8"?>
 <ds:datastoreItem xmlns:ds="http://schemas.openxmlformats.org/officeDocument/2006/customXml" ds:itemID="{A3C42FEF-274B-4BDA-8559-31DB942021F2}">
   <ds:schemaRefs>
     <ds:schemaRef ds:uri="http://schemas.openxmlformats.org/officeDocument/2006/bibliography"/>
   </ds:schemaRefs>
 </ds:datastoreItem>
-</file>
-
-<file path=customXml/itemProps2.xml><?xml version="1.0" encoding="utf-8"?>
-<ds:datastoreItem xmlns:ds="http://schemas.openxmlformats.org/officeDocument/2006/customXml" ds:itemID="{B1977F7D-205B-4081-913C-38D41E755F92}">
-  <ds:schemaRefs>
-    <ds:schemaRef ds:uri="http://www.wps.cn/officeDocument/2013/wpsCustomData"/>
-  </ds:schemaRefs>
-</ds:datastoreItem>
 </file>